--- a/assets/docs/lop3/Tin hoc - Lop 3.docx
+++ b/assets/docs/lop3/Tin hoc - Lop 3.docx
@@ -1145,6 +1145,19 @@
                 <w:sz w:val="18"/>
               </w:rPr>
               <w:t>NLS-AT (Cơ bản 1): 4.1.CB1a: Nhận biết được cách bảo vệ thiết bị và nội dung số một cách đơn giản.</w:t>
+            </w:r>
+          </w:p>
+          <w:p>
+            <w:pPr>
+              <w:spacing w:after="0"/>
+            </w:pPr>
+            <w:r>
+              <w:rPr>
+                <w:b w:val="0"/>
+                <w:i w:val="0"/>
+                <w:sz w:val="18"/>
+              </w:rPr>
+              <w:t>STEM: Cẩm nang máy tính an toàn (Tin học – Mĩ thuật) — dạy thay cho tiết này.</w:t>
             </w:r>
           </w:p>
         </w:tc>

--- a/assets/docs/lop3/Tin hoc - Lop 3.docx
+++ b/assets/docs/lop3/Tin hoc - Lop 3.docx
@@ -910,7 +910,33 @@
                 <w:i w:val="0"/>
                 <w:sz w:val="18"/>
               </w:rPr>
-              <w:t>NLS-KT (Cơ bản 1): 1.3.CB1a: Xác định được cách tổ chức, lưu trữ và truy xuất dữ liệu, thông tin và nội dung một cách đơn giản trong môi trường số.</w:t>
+              <w:t>NLS-GQVĐ (Cơ bản 1): GV chiếu sơ đồ động Thu nhận → Xử lí → Kết quả, hiện dần từng ô</w:t>
+            </w:r>
+          </w:p>
+          <w:p>
+            <w:pPr>
+              <w:spacing w:after="0"/>
+            </w:pPr>
+            <w:r>
+              <w:rPr>
+                <w:b w:val="0"/>
+                <w:i w:val="0"/>
+                <w:sz w:val="18"/>
+              </w:rPr>
+              <w:t>NLS-KT (Cơ bản 1): GV chiếu ba nguồn thông tin cho cùng một việc đi tham quan: một tấm phiếu ghi giờ tập trung, một biển báo chỉ đường</w:t>
+            </w:r>
+          </w:p>
+          <w:p>
+            <w:pPr>
+              <w:spacing w:after="0"/>
+            </w:pPr>
+            <w:r>
+              <w:rPr>
+                <w:b w:val="0"/>
+                <w:i w:val="0"/>
+                <w:sz w:val="18"/>
+              </w:rPr>
+              <w:t>NLS-AT: Chỉ dùng những phiếu, biển báo, bản tin GV đã chuẩn bị</w:t>
             </w:r>
           </w:p>
         </w:tc>

--- a/assets/docs/lop3/Tin hoc - Lop 3.docx
+++ b/assets/docs/lop3/Tin hoc - Lop 3.docx
@@ -624,7 +624,7 @@
                 <w:i w:val="0"/>
                 <w:sz w:val="18"/>
               </w:rPr>
-              <w:t>NLS-KT (Cơ bản 1, TT 02: 1.3.CB1a): GV mở thư mục Bài 1 trên máy, mở tệp âm thanh chuông báo thức, ảnh đèn giao thông; HS nói nhận được thông tin gì</w:t>
+              <w:t>NLS-KT (Cơ bản 1, TT 02: 1.3.CB1a): Trong “Bài 1: Thông tin và quyết định”, GV mở thư mục Bài 1 lưu sẵn trên máy, lần lượt mở tệp âm thanh chuông báo thức</w:t>
             </w:r>
           </w:p>
           <w:p>
@@ -637,7 +637,7 @@
                 <w:i w:val="0"/>
                 <w:sz w:val="18"/>
               </w:rPr>
-              <w:t>NLS-GQVĐ (Cơ bản 1): GV nêu tình huống Minh nghe chuông báo thức, chiếu hai lựa chọn dậy ngay hay ngủ tiếp; HS thảo luận quyết định nào đúng</w:t>
+              <w:t>NLS-GQVĐ (Cơ bản 1): GV nêu tình huống bạn Minh nghe chuông báo thức rồi chiếu hai lựa chọn: dậy ngay hay ngủ tiếp</w:t>
             </w:r>
           </w:p>
           <w:p>
@@ -650,7 +650,7 @@
                 <w:i w:val="0"/>
                 <w:sz w:val="18"/>
               </w:rPr>
-              <w:t>NLS-AT: Xem thời tiết ở trang chính thức; HS chỉ quan sát, thấy gì lạ báo thầy cô.</w:t>
+              <w:t>NLS-AT: Thông tin về thời tiết, giờ giấc phải xem ở trang hoặc ứng dụng chính thức chứ không</w:t>
             </w:r>
           </w:p>
         </w:tc>
@@ -767,33 +767,6 @@
                 <w:i w:val="0"/>
                 <w:sz w:val="18"/>
               </w:rPr>
-              <w:t>NLS-KT (Cơ bản 1): GV mở trên máy tính tệp chữ, ảnh, âm thanh về cùng con vật; HS nhận ra ba dạng thông tin</w:t>
-            </w:r>
-          </w:p>
-          <w:p>
-            <w:pPr>
-              <w:spacing w:after="0"/>
-            </w:pPr>
-            <w:r>
-              <w:rPr>
-                <w:b w:val="0"/>
-                <w:i w:val="0"/>
-                <w:sz w:val="18"/>
-              </w:rPr>
-              <w:t>AI-NB (Cơ bản 1, QĐ 2422: 3.A1.1): GV dùng công cụ AI cho máy đọc thành tiếng một câu, rồi nói để máy chuyển thành chữ; HS nêu tình huống AI giúp học</w:t>
-            </w:r>
-          </w:p>
-          <w:p>
-            <w:pPr>
-              <w:spacing w:after="0"/>
-            </w:pPr>
-            <w:r>
-              <w:rPr>
-                <w:b w:val="0"/>
-                <w:i w:val="0"/>
-                <w:sz w:val="18"/>
-              </w:rPr>
-              <w:t>NLS-AT: HS chỉ quan sát, không nói họ tên, địa chỉ vào micrô.</w:t>
             </w:r>
           </w:p>
         </w:tc>
@@ -1053,7 +1026,6 @@
                 <w:i w:val="0"/>
                 <w:sz w:val="18"/>
               </w:rPr>
-              <w:t>NLS-KT (Cơ bản 1): 1.3.CB1a: Xác định được cách tổ chức, lưu trữ và truy xuất dữ liệu, thông tin và nội dung một cách đơn giản trong môi trường số.</w:t>
             </w:r>
           </w:p>
         </w:tc>
@@ -1170,7 +1142,33 @@
                 <w:i w:val="0"/>
                 <w:sz w:val="18"/>
               </w:rPr>
-              <w:t>NLS-AT (Cơ bản 1): 4.1.CB1a: Nhận biết được cách bảo vệ thiết bị và nội dung số một cách đơn giản.</w:t>
+              <w:t>NLS-KT (Cơ bản 1): GV cho HS đứng quanh một bộ máy tính thật, chỉ và gọi tên từng bộ phận: thân máy, màn hình, bàn phím, chuột, loa</w:t>
+            </w:r>
+          </w:p>
+          <w:p>
+            <w:pPr>
+              <w:spacing w:after="0"/>
+            </w:pPr>
+            <w:r>
+              <w:rPr>
+                <w:b w:val="0"/>
+                <w:i w:val="0"/>
+                <w:sz w:val="18"/>
+              </w:rPr>
+              <w:t>NLS-GQVĐ (Cơ bản 1): HS chơi trò nối trên máy chiếu: nhìn ảnh một bộ phận, chọn đúng tên và đúng việc bộ phận đó làm — nhìn, gõ, trỏ, nghe</w:t>
+            </w:r>
+          </w:p>
+          <w:p>
+            <w:pPr>
+              <w:spacing w:after="0"/>
+            </w:pPr>
+            <w:r>
+              <w:rPr>
+                <w:b w:val="0"/>
+                <w:i w:val="0"/>
+                <w:sz w:val="18"/>
+              </w:rPr>
+              <w:t>NLS-AT: Không cắm, rút dây và không tháo bất cứ bộ phận nào khi máy đang bật</w:t>
             </w:r>
           </w:p>
           <w:p>
@@ -1300,7 +1298,6 @@
                 <w:i w:val="0"/>
                 <w:sz w:val="18"/>
               </w:rPr>
-              <w:t>NLS-AT (Cơ bản 1): 4.1.CB1a: Nhận biết được cách bảo vệ thiết bị và nội dung số một cách đơn giản.</w:t>
             </w:r>
           </w:p>
         </w:tc>
@@ -1417,7 +1414,7 @@
                 <w:i w:val="0"/>
                 <w:sz w:val="18"/>
               </w:rPr>
-              <w:t>NLS-AT (Cơ bản 1): 4.3.CB1a: Phân biệt được các cách thức đơn giản để tránh rủi ro và đe dọa đến sức khỏe thể chất và tinh thần khi sử dụng công nghệ số.</w:t>
+              <w:t>NLS-GQVĐ (Cơ bản 1): GV chiếu ảnh hai bạn ngồi máy: một bạn cong lưng, mặt sát màn hình; một bạn ngồi thẳng, mắt cách màn hình khoảng 50 cm</w:t>
             </w:r>
           </w:p>
           <w:p>
@@ -1430,7 +1427,20 @@
                 <w:i w:val="0"/>
                 <w:sz w:val="18"/>
               </w:rPr>
-              <w:t>NLS-AT (Cơ bản 1): 4.3.CB1b: Lựa chọn được những cách thức đơn giản để bảo vệ bản thân khỏi nguy cơ trong môi trường số.</w:t>
+              <w:t>NLS-KT (Cơ bản 1): HS đọc bảng khuyến cáo thời gian dùng máy tính theo lứa tuổi do GV chiếu lên</w:t>
+            </w:r>
+          </w:p>
+          <w:p>
+            <w:pPr>
+              <w:spacing w:after="0"/>
+            </w:pPr>
+            <w:r>
+              <w:rPr>
+                <w:b w:val="0"/>
+                <w:i w:val="0"/>
+                <w:sz w:val="18"/>
+              </w:rPr>
+              <w:t>NLS-AT: Ngồi thẳng lưng, hai chân đặt trên sàn, mắt cách màn hình khoảng 50 cm</w:t>
             </w:r>
           </w:p>
         </w:tc>
@@ -1547,20 +1557,6 @@
                 <w:i w:val="0"/>
                 <w:sz w:val="18"/>
               </w:rPr>
-              <w:t>NLS-AT (Cơ bản 1): 4.3.CB1a: Phân biệt được các cách thức đơn giản để tránh rủi ro và đe dọa đến sức khỏe thể chất và tinh thần khi sử dụng công nghệ số.</w:t>
-            </w:r>
-          </w:p>
-          <w:p>
-            <w:pPr>
-              <w:spacing w:after="0"/>
-            </w:pPr>
-            <w:r>
-              <w:rPr>
-                <w:b w:val="0"/>
-                <w:i w:val="0"/>
-                <w:sz w:val="18"/>
-              </w:rPr>
-              <w:t>NLS-AT (Cơ bản 1): 4.3.CB1b: Lựa chọn được những cách thức đơn giản để bảo vệ bản thân khỏi nguy cơ trong môi trường số.</w:t>
             </w:r>
           </w:p>
         </w:tc>
@@ -1677,20 +1673,6 @@
                 <w:i w:val="0"/>
                 <w:sz w:val="18"/>
               </w:rPr>
-              <w:t>NLS-AT (Cơ bản 1): 4.3.CB1a: Phân biệt được các cách thức đơn giản để tránh rủi ro và đe dọa đến sức khỏe thể chất và tinh thần khi sử dụng công nghệ số.</w:t>
-            </w:r>
-          </w:p>
-          <w:p>
-            <w:pPr>
-              <w:spacing w:after="0"/>
-            </w:pPr>
-            <w:r>
-              <w:rPr>
-                <w:b w:val="0"/>
-                <w:i w:val="0"/>
-                <w:sz w:val="18"/>
-              </w:rPr>
-              <w:t>NLS-AT (Cơ bản 1): 4.3.CB1b: Lựa chọn được những cách thức đơn giản để bảo vệ bản thân khỏi nguy cơ trong môi trường số. Thêm 1 tiết thực hành</w:t>
             </w:r>
           </w:p>
         </w:tc>
@@ -1807,7 +1789,7 @@
                 <w:i w:val="0"/>
                 <w:sz w:val="18"/>
               </w:rPr>
-              <w:t>NLS-AT (Cơ bản 1): 4.3.CB1a: Phân biệt được các cách thức đơn giản để tránh rủi ro và đe dọa đến sức khỏe thể chất và tinh thần khi sử dụng công nghệ số.</w:t>
+              <w:t>STEM: Bài học STEM.</w:t>
             </w:r>
           </w:p>
           <w:p>
@@ -1820,7 +1802,7 @@
                 <w:i w:val="0"/>
                 <w:sz w:val="18"/>
               </w:rPr>
-              <w:t>NLS-AT (Cơ bản 1): 4.3.CB1b: Lựa chọn được những cách thức đơn giản để bảo vệ bản thân khỏi nguy cơ trong môi trường số.</w:t>
+              <w:t>NLS-KT (Cơ bản 1): GV chiếu hình bàn phím phóng to, chỉ rõ các khu vực: hàng phím cơ sở, phím cách, phím Enter, phím xoá</w:t>
             </w:r>
           </w:p>
           <w:p>
@@ -1833,7 +1815,20 @@
                 <w:i w:val="0"/>
                 <w:sz w:val="18"/>
               </w:rPr>
-              <w:t>STEM: Bài học STEM.</w:t>
+              <w:t>NLS-GQVĐ (Cơ bản 1): HS gõ thử tên riêng của mình và vài từ ngắn, tự đếm số lần gõ nhầm rồi gõ lại</w:t>
+            </w:r>
+          </w:p>
+          <w:p>
+            <w:pPr>
+              <w:spacing w:after="0"/>
+            </w:pPr>
+            <w:r>
+              <w:rPr>
+                <w:b w:val="0"/>
+                <w:i w:val="0"/>
+                <w:sz w:val="18"/>
+              </w:rPr>
+              <w:t>NLS-AT: Gõ nhẹ tay, không đập mạnh và không tì cả cánh tay lên bàn phím</w:t>
             </w:r>
           </w:p>
         </w:tc>
@@ -1944,32 +1939,6 @@
               <w:spacing w:after="0"/>
             </w:pPr>
             <w:r/>
-            <w:r>
-              <w:rPr>
-                <w:b w:val="0"/>
-                <w:i w:val="0"/>
-                <w:sz w:val="18"/>
-              </w:rPr>
-              <w:t>NLS-AT (Cơ bản 1): 4.3.CB1a: Phân biệt được các cách thức đơn giản để tránh rủi ro và đe dọa đến sức khỏe thể chất và tinh thần khi sử dụng công nghệ số.</w:t>
-            </w:r>
-          </w:p>
-          <w:p>
-            <w:pPr>
-              <w:spacing w:after="0"/>
-            </w:pPr>
-            <w:r>
-              <w:rPr>
-                <w:b w:val="0"/>
-                <w:i w:val="0"/>
-                <w:sz w:val="18"/>
-              </w:rPr>
-              <w:t>NLS-AT (Cơ bản 1): 4.3.CB1b: Lựa chọn được những cách thức đơn giản để bảo vệ bản thân khỏi nguy cơ trong môi trường số.</w:t>
-            </w:r>
-          </w:p>
-          <w:p>
-            <w:pPr>
-              <w:spacing w:after="0"/>
-            </w:pPr>
             <w:r>
               <w:rPr>
                 <w:b w:val="0"/>
@@ -2093,32 +2062,6 @@
                 <w:i w:val="0"/>
                 <w:sz w:val="18"/>
               </w:rPr>
-              <w:t>NLS-AT (Cơ bản 1): 4.3.CB1a: Phân biệt được các cách thức đơn giản để tránh rủi ro và đe dọa đến sức khỏe thể chất và tinh thần khi sử dụng công nghệ số.</w:t>
-            </w:r>
-          </w:p>
-          <w:p>
-            <w:pPr>
-              <w:spacing w:after="0"/>
-            </w:pPr>
-            <w:r>
-              <w:rPr>
-                <w:b w:val="0"/>
-                <w:i w:val="0"/>
-                <w:sz w:val="18"/>
-              </w:rPr>
-              <w:t>NLS-AT (Cơ bản 1): 4.3.CB1b: Lựa chọn được những cách thức đơn giản để bảo vệ bản thân khỏi nguy cơ trong môi trường số.</w:t>
-            </w:r>
-          </w:p>
-          <w:p>
-            <w:pPr>
-              <w:spacing w:after="0"/>
-            </w:pPr>
-            <w:r>
-              <w:rPr>
-                <w:b w:val="0"/>
-                <w:i w:val="0"/>
-                <w:sz w:val="18"/>
-              </w:rPr>
               <w:t>STEM: Bài học STEM.</w:t>
             </w:r>
           </w:p>
@@ -2236,7 +2179,33 @@
                 <w:i w:val="0"/>
                 <w:sz w:val="18"/>
               </w:rPr>
-              <w:t>NLS-KT (Cơ bản 1): 1.3.CB1a: Xác định được cách tổ chức, lưu trữ và truy xuất dữ liệu, thông tin và nội dung một cách đơn giản trong môi trường số.</w:t>
+              <w:t>NLS-KT (Cơ bản 1): GV mở một trang dành cho thiếu nhi đã chọn sẵn, chỉ cho HS ô địa chỉ, tiêu đề trang, khối chữ, hình ảnh và các liên kết</w:t>
+            </w:r>
+          </w:p>
+          <w:p>
+            <w:pPr>
+              <w:spacing w:after="0"/>
+            </w:pPr>
+            <w:r>
+              <w:rPr>
+                <w:b w:val="0"/>
+                <w:i w:val="0"/>
+                <w:sz w:val="18"/>
+              </w:rPr>
+              <w:t>NLS-KT (Cơ bản 1): GV chiếu song song hai trang: một trang của trường học, báo thiếu nhi hoặc cơ quan nhà nước và một trang không rõ của ai</w:t>
+            </w:r>
+          </w:p>
+          <w:p>
+            <w:pPr>
+              <w:spacing w:after="0"/>
+            </w:pPr>
+            <w:r>
+              <w:rPr>
+                <w:b w:val="0"/>
+                <w:i w:val="0"/>
+                <w:sz w:val="18"/>
+              </w:rPr>
+              <w:t>NLS-AT: Chỉ xem những trang thầy cô đã mở sẵn; không nháy vào quảng cáo</w:t>
             </w:r>
           </w:p>
         </w:tc>
@@ -2353,7 +2322,6 @@
                 <w:i w:val="0"/>
                 <w:sz w:val="18"/>
               </w:rPr>
-              <w:t>NLS-KT (Cơ bản 1): 1.3.CB1a: Xác định được cách tổ chức, lưu trữ và truy xuất dữ liệu, thông tin và nội dung một cách đơn giản trong môi trường số.</w:t>
             </w:r>
           </w:p>
         </w:tc>
@@ -2470,7 +2438,7 @@
                 <w:i w:val="0"/>
                 <w:sz w:val="18"/>
               </w:rPr>
-              <w:t>NLS-KT (Cơ bản 1): 1.3.CB1a: Xác định được cách tổ chức, lưu trữ và truy xuất dữ liệu, thông tin và nội dung một cách đơn giản trong môi trường số.</w:t>
+              <w:t>NLS-GQVĐ (Cơ bản 1): GV đổ lẫn một rổ đồ dùng học tập rồi cho hai tổ thi tìm một món: tổ để lộn xộn và tổ đã xếp theo nhóm</w:t>
             </w:r>
           </w:p>
           <w:p>
@@ -2483,7 +2451,20 @@
                 <w:i w:val="0"/>
                 <w:sz w:val="18"/>
               </w:rPr>
-              <w:t>NLS-KT (Cơ bản 1): 1.3.CB1b: Nhận biết được nơi để sắp xếp dữ liệu, thông tin và nội dung một cách đơn giản trong môi trường có cấu trúc.</w:t>
+              <w:t>NLS-KT (Cơ bản 1): GV chiếu một danh sách trên máy rồi bấm nút sắp xếp theo tên</w:t>
+            </w:r>
+          </w:p>
+          <w:p>
+            <w:pPr>
+              <w:spacing w:after="0"/>
+            </w:pPr>
+            <w:r>
+              <w:rPr>
+                <w:b w:val="0"/>
+                <w:i w:val="0"/>
+                <w:sz w:val="18"/>
+              </w:rPr>
+              <w:t>NLS-AT: Giữ gìn đồ dùng của lớp khi chơi trò tìm nhanh, tìm xong xếp lại đúng chỗ</w:t>
             </w:r>
           </w:p>
         </w:tc>
@@ -2600,7 +2581,7 @@
                 <w:i w:val="0"/>
                 <w:sz w:val="18"/>
               </w:rPr>
-              <w:t>NLS-KT (Cơ bản 1): 1.3.CB1a: Xác định được cách tổ chức, lưu trữ và truy xuất dữ liệu, thông tin và nội dung một cách đơn giản trong môi trường số.</w:t>
+              <w:t>STEM: Bài học STEM.</w:t>
             </w:r>
           </w:p>
           <w:p>
@@ -2613,7 +2594,7 @@
                 <w:i w:val="0"/>
                 <w:sz w:val="18"/>
               </w:rPr>
-              <w:t>NLS-KT (Cơ bản 1): 1.3.CB1b: Nhận biết được nơi để sắp xếp dữ liệu, thông tin và nội dung một cách đơn giản trong môi trường có cấu trúc.</w:t>
+              <w:t>NLS-KT (Cơ bản 1): GV chiếu sơ đồ hình cây của nhà trường: trường → khối → lớp → tổ</w:t>
             </w:r>
           </w:p>
           <w:p>
@@ -2626,7 +2607,20 @@
                 <w:i w:val="0"/>
                 <w:sz w:val="18"/>
               </w:rPr>
-              <w:t>STEM: Bài học STEM.</w:t>
+              <w:t>NLS-GQVĐ (Cơ bản 1): HS sắp một danh sách cho sẵn thành sơ đồ hình cây trên bảng kéo thả của máy chiếu: mục lớn ở trên, mục nhỏ ở dưới</w:t>
+            </w:r>
+          </w:p>
+          <w:p>
+            <w:pPr>
+              <w:spacing w:after="0"/>
+            </w:pPr>
+            <w:r>
+              <w:rPr>
+                <w:b w:val="0"/>
+                <w:i w:val="0"/>
+                <w:sz w:val="18"/>
+              </w:rPr>
+              <w:t>NLS-AT: Chỉ kéo thả trong bài tập GV đã mở sẵn, không đổi cài đặt của máy</w:t>
             </w:r>
           </w:p>
         </w:tc>
@@ -2999,32 +2993,6 @@
                 <w:i w:val="0"/>
                 <w:sz w:val="18"/>
               </w:rPr>
-              <w:t>NLS-KT (Cơ bản 1): 1.3.CB1a: Xác định được cách tổ chức, lưu trữ và truy xuất dữ liệu, thông tin và nội dung một cách đơn giản trong môi trường số.</w:t>
-            </w:r>
-          </w:p>
-          <w:p>
-            <w:pPr>
-              <w:spacing w:after="0"/>
-            </w:pPr>
-            <w:r>
-              <w:rPr>
-                <w:b w:val="0"/>
-                <w:i w:val="0"/>
-                <w:sz w:val="18"/>
-              </w:rPr>
-              <w:t>NLS-KT (Cơ bản 1): 1.3.CB1b: Nhận biết được nơi để sắp xếp dữ liệu, thông tin và nội dung một cách đơn giản trong môi trường có cấu trúc.</w:t>
-            </w:r>
-          </w:p>
-          <w:p>
-            <w:pPr>
-              <w:spacing w:after="0"/>
-            </w:pPr>
-            <w:r>
-              <w:rPr>
-                <w:b w:val="0"/>
-                <w:i w:val="0"/>
-                <w:sz w:val="18"/>
-              </w:rPr>
               <w:t>STEM: Bài học STEM.</w:t>
             </w:r>
           </w:p>
@@ -3142,7 +3110,7 @@
                 <w:i w:val="0"/>
                 <w:sz w:val="18"/>
               </w:rPr>
-              <w:t>NLS-KT (Cơ bản 1): 1.3.CB1a: Xác định được cách tổ chức, lưu trữ và truy xuất dữ liệu, thông tin và nội dung một cách đơn giản trong môi trường số.</w:t>
+              <w:t>STEM: Thực hành với tệp và thư mục trong máy tính.</w:t>
             </w:r>
           </w:p>
           <w:p>
@@ -3155,7 +3123,7 @@
                 <w:i w:val="0"/>
                 <w:sz w:val="18"/>
               </w:rPr>
-              <w:t>NLS-KT (Cơ bản 1): 1.3.CB1b: Nhận biết được nơi để sắp xếp dữ liệu, thông tin và nội dung một cách đơn giản trong môi trường có cấu trúc.</w:t>
+              <w:t>NLS-GQVĐ (Cơ bản 1): GV hướng dẫn từng bước để HS mở cửa sổ quản lí tệp, đi vào thư mục của lớp</w:t>
             </w:r>
           </w:p>
           <w:p>
@@ -3168,7 +3136,20 @@
                 <w:i w:val="0"/>
                 <w:sz w:val="18"/>
               </w:rPr>
-              <w:t>STEM: Thực hành với tệp và thư mục trong máy tính.</w:t>
+              <w:t>NLS-KT (Cơ bản 1): HS nhìn biểu tượng và phần đuôi tên tệp để đoán tệp đó chứa gì: tệp chữ, tệp ảnh, tệp âm thanh</w:t>
+            </w:r>
+          </w:p>
+          <w:p>
+            <w:pPr>
+              <w:spacing w:after="0"/>
+            </w:pPr>
+            <w:r>
+              <w:rPr>
+                <w:b w:val="0"/>
+                <w:i w:val="0"/>
+                <w:sz w:val="18"/>
+              </w:rPr>
+              <w:t>NLS-AT: Chỉ mở và xem trong thư mục GV chỉ định; không mở, không sửa</w:t>
             </w:r>
           </w:p>
         </w:tc>
@@ -3279,32 +3260,6 @@
               <w:spacing w:after="0"/>
             </w:pPr>
             <w:r/>
-            <w:r>
-              <w:rPr>
-                <w:b w:val="0"/>
-                <w:i w:val="0"/>
-                <w:sz w:val="18"/>
-              </w:rPr>
-              <w:t>NLS-KT (Cơ bản 1): 1.3.CB1a: Xác định được cách tổ chức, lưu trữ và truy xuất dữ liệu, thông tin và nội dung một cách đơn giản trong môi trường số.</w:t>
-            </w:r>
-          </w:p>
-          <w:p>
-            <w:pPr>
-              <w:spacing w:after="0"/>
-            </w:pPr>
-            <w:r>
-              <w:rPr>
-                <w:b w:val="0"/>
-                <w:i w:val="0"/>
-                <w:sz w:val="18"/>
-              </w:rPr>
-              <w:t>NLS-KT (Cơ bản 1): 1.3.CB1b: Nhận biết được nơi để sắp xếp dữ liệu, thông tin và nội dung một cách đơn giản trong môi trường có cấu trúc.</w:t>
-            </w:r>
-          </w:p>
-          <w:p>
-            <w:pPr>
-              <w:spacing w:after="0"/>
-            </w:pPr>
             <w:r>
               <w:rPr>
                 <w:b w:val="0"/>
@@ -3428,7 +3383,7 @@
                 <w:i w:val="0"/>
                 <w:sz w:val="18"/>
               </w:rPr>
-              <w:t>NLS-AT (Cơ bản 1): 4.2.CB1a: Lựa chọn được những cách thức đơn giản để bảo vệ dữ liệu cá nhân và quyền riêng tư trong môi trường số.</w:t>
+              <w:t>NLS-KT (Cơ bản 1): GV chiếu một phiếu đăng kí trên mạng có các ô họ tên, ngày sinh, địa chỉ nhà, số điện thoại của cha mẹ, ảnh chân dung</w:t>
             </w:r>
           </w:p>
           <w:p>
@@ -3441,7 +3396,20 @@
                 <w:i w:val="0"/>
                 <w:sz w:val="18"/>
               </w:rPr>
-              <w:t>NLS-AT (Cơ bản 1): 4.2.CB1b: Nhận biết được các cách sử dụng và chia sẻ thông tin định danh cá nhân một cách an toàn, có khả năng bảo vệ bản thân và người khác.</w:t>
+              <w:t>NLS-GQVĐ (Cơ bản 1): GV nêu vài tình huống: một trang hứa tặng quà nếu điền số điện thoại, một người lạ trong trò chơi hỏi tên trường</w:t>
+            </w:r>
+          </w:p>
+          <w:p>
+            <w:pPr>
+              <w:spacing w:after="0"/>
+            </w:pPr>
+            <w:r>
+              <w:rPr>
+                <w:b w:val="0"/>
+                <w:i w:val="0"/>
+                <w:sz w:val="18"/>
+              </w:rPr>
+              <w:t>NLS-AT: Không cho ai họ tên đầy đủ, ngày sinh, địa chỉ nhà, tên trường lớp</w:t>
             </w:r>
           </w:p>
         </w:tc>
@@ -3558,20 +3526,6 @@
                 <w:i w:val="0"/>
                 <w:sz w:val="18"/>
               </w:rPr>
-              <w:t>NLS-AT (Cơ bản 1): 4.2.CB1a: Lựa chọn được những cách thức đơn giản để bảo vệ dữ liệu cá nhân và quyền riêng tư trong môi trường số.</w:t>
-            </w:r>
-          </w:p>
-          <w:p>
-            <w:pPr>
-              <w:spacing w:after="0"/>
-            </w:pPr>
-            <w:r>
-              <w:rPr>
-                <w:b w:val="0"/>
-                <w:i w:val="0"/>
-                <w:sz w:val="18"/>
-              </w:rPr>
-              <w:t>NLS-AT (Cơ bản 1): 4.2.CB1b: Nhận biết được các cách sử dụng và chia sẻ thông tin định danh cá nhân một cách an toàn, có khả năng bảo vệ bản thân và người khác.</w:t>
             </w:r>
           </w:p>
         </w:tc>
@@ -3688,7 +3642,7 @@
                 <w:i w:val="0"/>
                 <w:sz w:val="18"/>
               </w:rPr>
-              <w:t>NLS-ST (Cơ bản 1): 3.1.CB1a: Xác định được các cách tạo và chỉnh sửa nội dung đơn giản ở các định dạng đơn giản.</w:t>
+              <w:t>STEM: Bài học STEM.</w:t>
             </w:r>
           </w:p>
           <w:p>
@@ -3701,7 +3655,33 @@
                 <w:i w:val="0"/>
                 <w:sz w:val="18"/>
               </w:rPr>
-              <w:t>STEM: Bài học STEM.</w:t>
+              <w:t>NLS-ST (Cơ bản 1): GV hướng dẫn HS từng bước tạo bài trình chiếu: mở phần mềm, thêm một trang chiếu, nhập tiêu đề, nhập vài dòng nội dung ngắn</w:t>
+            </w:r>
+          </w:p>
+          <w:p>
+            <w:pPr>
+              <w:spacing w:after="0"/>
+            </w:pPr>
+            <w:r>
+              <w:rPr>
+                <w:b w:val="0"/>
+                <w:i w:val="0"/>
+                <w:sz w:val="18"/>
+              </w:rPr>
+              <w:t>NLS-KT (Cơ bản 1): GV chiếu hai trang chiếu cùng nội dung — một trang chữ nhỏ và kín đặc, một trang chữ to và ít dòng</w:t>
+            </w:r>
+          </w:p>
+          <w:p>
+            <w:pPr>
+              <w:spacing w:after="0"/>
+            </w:pPr>
+            <w:r>
+              <w:rPr>
+                <w:b w:val="0"/>
+                <w:i w:val="0"/>
+                <w:sz w:val="18"/>
+              </w:rPr>
+              <w:t>NLS-AT: Chỉ dùng hình trong kho ảnh thầy cô đã chuẩn bị hoặc hình do chính mình vẽ</w:t>
             </w:r>
           </w:p>
         </w:tc>
@@ -3812,19 +3792,6 @@
               <w:spacing w:after="0"/>
             </w:pPr>
             <w:r/>
-            <w:r>
-              <w:rPr>
-                <w:b w:val="0"/>
-                <w:i w:val="0"/>
-                <w:sz w:val="18"/>
-              </w:rPr>
-              <w:t>NLS-ST (Cơ bản 1): 3.1.CB1a: Xác định được các cách tạo và chỉnh sửa nội dung đơn giản ở các định dạng đơn giản.</w:t>
-            </w:r>
-          </w:p>
-          <w:p>
-            <w:pPr>
-              <w:spacing w:after="0"/>
-            </w:pPr>
             <w:r>
               <w:rPr>
                 <w:b w:val="0"/>
@@ -3961,7 +3928,7 @@
                 <w:i w:val="0"/>
                 <w:sz w:val="18"/>
               </w:rPr>
-              <w:t>NLS-AT (Cơ bản 1): 4.1.CB1a: Nhận biết được cách bảo vệ thiết bị và nội dung số một cách đơn giản. HS tự tìm hiểu ở nhà bài 12.</w:t>
+              <w:t>Tổ CM đối chiếu tên bài với mục lục SGK Tin học 3</w:t>
             </w:r>
           </w:p>
           <w:p>
@@ -3974,7 +3941,33 @@
                 <w:i w:val="0"/>
                 <w:sz w:val="18"/>
               </w:rPr>
-              <w:t>Tổ CM đối chiếu tên bài với mục lục SGK Tin học 3</w:t>
+              <w:t>NLS-GQVĐ (Cơ bản 1): HS luyện thao tác chuột qua phần mềm có chấm điểm: kéo thả, nháy đúp, vẽ theo mẫu</w:t>
+            </w:r>
+          </w:p>
+          <w:p>
+            <w:pPr>
+              <w:spacing w:after="0"/>
+            </w:pPr>
+            <w:r>
+              <w:rPr>
+                <w:b w:val="0"/>
+                <w:i w:val="0"/>
+                <w:sz w:val="18"/>
+              </w:rPr>
+              <w:t>NLS-GT (Cơ bản 1): Hai HS dùng chung một máy: thoả thuận trước ai làm trước và làm bao lâu thì đổi lượt</w:t>
+            </w:r>
+          </w:p>
+          <w:p>
+            <w:pPr>
+              <w:spacing w:after="0"/>
+            </w:pPr>
+            <w:r>
+              <w:rPr>
+                <w:b w:val="0"/>
+                <w:i w:val="0"/>
+                <w:sz w:val="18"/>
+              </w:rPr>
+              <w:t>NLS-AT: Chỉ chơi phần mềm và đúng khoảng thời gian thầy cô cho phép, hết lượt là nhường bạn</w:t>
             </w:r>
           </w:p>
         </w:tc>
@@ -4091,7 +4084,6 @@
                 <w:i w:val="0"/>
                 <w:sz w:val="18"/>
               </w:rPr>
-              <w:t>NLS-AT (Cơ bản 1): 4.1.CB1a: Nhận biết được cách bảo vệ thiết bị và nội dung số một cách đơn giản.</w:t>
             </w:r>
           </w:p>
         </w:tc>
@@ -4208,7 +4200,33 @@
                 <w:i w:val="0"/>
                 <w:sz w:val="18"/>
               </w:rPr>
-              <w:t>NLS-ST (Cơ bản 1): 3.4.CB1a: Liệt kê được các hướng dẫn đơn giản để hệ thống máy tính giải quyết một vấn đề đơn giản hoặc thực hiện một nhiệm vụ đơn giản.</w:t>
+              <w:t>NLS-GQVĐ (Cơ bản 1): GV chiếu các thẻ việc của một công việc quen thuộc — pha một cốc nước chanh, gấp một chiếc thuyền giấy — theo thứ tự lộn xộn</w:t>
+            </w:r>
+          </w:p>
+          <w:p>
+            <w:pPr>
+              <w:spacing w:after="0"/>
+            </w:pPr>
+            <w:r>
+              <w:rPr>
+                <w:b w:val="0"/>
+                <w:i w:val="0"/>
+                <w:sz w:val="18"/>
+              </w:rPr>
+              <w:t>NLS-KT (Cơ bản 1): HS xem đoạn phim hướng dẫn làm một việc, tạm dừng ở mỗi bước và ghi lại thành dãy các bước</w:t>
+            </w:r>
+          </w:p>
+          <w:p>
+            <w:pPr>
+              <w:spacing w:after="0"/>
+            </w:pPr>
+            <w:r>
+              <w:rPr>
+                <w:b w:val="0"/>
+                <w:i w:val="0"/>
+                <w:sz w:val="18"/>
+              </w:rPr>
+              <w:t>NLS-AT: Chỉ kéo thả trong bài tập GV đã mở, không đổi cài đặt máy</w:t>
             </w:r>
           </w:p>
         </w:tc>
@@ -4325,7 +4343,6 @@
                 <w:i w:val="0"/>
                 <w:sz w:val="18"/>
               </w:rPr>
-              <w:t>NLS-ST (Cơ bản 1): 3.4.CB1a: Liệt kê được các hướng dẫn đơn giản để hệ thống máy tính giải quyết một vấn đề đơn giản hoặc thực hiện một nhiệm vụ đơn giản.</w:t>
             </w:r>
           </w:p>
         </w:tc>
@@ -4442,7 +4459,33 @@
                 <w:i w:val="0"/>
                 <w:sz w:val="18"/>
               </w:rPr>
-              <w:t>NLS-ST (Cơ bản 1): 3.4.CB1a: Liệt kê được các hướng dẫn đơn giản để hệ thống máy tính giải quyết một vấn đề đơn giản hoặc thực hiện một nhiệm vụ đơn giản.</w:t>
+              <w:t>NLS-GQVĐ (Cơ bản 1): GV chiếu bài tập tương tác dạng Nếu… thì…: chọn điều kiện trời mưa thì hình cậu bé cầm ô</w:t>
+            </w:r>
+          </w:p>
+          <w:p>
+            <w:pPr>
+              <w:spacing w:after="0"/>
+            </w:pPr>
+            <w:r>
+              <w:rPr>
+                <w:b w:val="0"/>
+                <w:i w:val="0"/>
+                <w:sz w:val="18"/>
+              </w:rPr>
+              <w:t>NLS-KT (Cơ bản 1): HS tìm trong đời sống những việc chỉ xảy ra khi có điều kiện: đèn đường sáng khi trời tối, chuông báo khi hết giờ</w:t>
+            </w:r>
+          </w:p>
+          <w:p>
+            <w:pPr>
+              <w:spacing w:after="0"/>
+            </w:pPr>
+            <w:r>
+              <w:rPr>
+                <w:b w:val="0"/>
+                <w:i w:val="0"/>
+                <w:sz w:val="18"/>
+              </w:rPr>
+              <w:t>NLS-AT: Chỉ mở bài tập GV đã chuẩn bị sẵn trên máy, không mở trang khác</w:t>
             </w:r>
           </w:p>
         </w:tc>
@@ -4559,7 +4602,6 @@
                 <w:i w:val="0"/>
                 <w:sz w:val="18"/>
               </w:rPr>
-              <w:t>NLS-ST (Cơ bản 1): 3.4.CB1a: Liệt kê được các hướng dẫn đơn giản để hệ thống máy tính giải quyết một vấn đề đơn giản hoặc thực hiện một nhiệm vụ đơn giản.</w:t>
             </w:r>
           </w:p>
         </w:tc>
@@ -4676,7 +4718,33 @@
                 <w:i w:val="0"/>
                 <w:sz w:val="18"/>
               </w:rPr>
-              <w:t>NLS-ST (Cơ bản 1): 3.4.CB1a: Liệt kê được các hướng dẫn đơn giản để hệ thống máy tính giải quyết một vấn đề đơn giản hoặc thực hiện một nhiệm vụ đơn giản.</w:t>
+              <w:t>NLS-GQVĐ (Cơ bản 1): GV cùng HS lập bảng cho một việc cụ thể của lớp — làm tờ giới thiệu góc thư viện: việc nào cần làm bằng tay</w:t>
+            </w:r>
+          </w:p>
+          <w:p>
+            <w:pPr>
+              <w:spacing w:after="0"/>
+            </w:pPr>
+            <w:r>
+              <w:rPr>
+                <w:b w:val="0"/>
+                <w:i w:val="0"/>
+                <w:sz w:val="18"/>
+              </w:rPr>
+              <w:t>NLS-KT (Cơ bản 1): HS tìm tư liệu cho sản phẩm của mình trong kho ảnh và kho bài đọc GV đã chuẩn bị sẵn trên máy</w:t>
+            </w:r>
+          </w:p>
+          <w:p>
+            <w:pPr>
+              <w:spacing w:after="0"/>
+            </w:pPr>
+            <w:r>
+              <w:rPr>
+                <w:b w:val="0"/>
+                <w:i w:val="0"/>
+                <w:sz w:val="18"/>
+              </w:rPr>
+              <w:t>NLS-AT: Chỉ lấy ảnh và bài đọc trong kho thầy cô đã chuẩn bị</w:t>
             </w:r>
           </w:p>
         </w:tc>
@@ -4793,7 +4861,6 @@
                 <w:i w:val="0"/>
                 <w:sz w:val="18"/>
               </w:rPr>
-              <w:t>NLS-ST (Cơ bản 1): 3.4.CB1a: Liệt kê được các hướng dẫn đơn giản để hệ thống máy tính giải quyết một vấn đề đơn giản hoặc thực hiện một nhiệm vụ đơn giản.</w:t>
             </w:r>
           </w:p>
         </w:tc>

--- a/assets/docs/lop3/Tin hoc - Lop 3.docx
+++ b/assets/docs/lop3/Tin hoc - Lop 3.docx
@@ -624,33 +624,7 @@
                 <w:i w:val="0"/>
                 <w:sz w:val="18"/>
               </w:rPr>
-              <w:t>NLS-KT (Cơ bản 1, TT 02: 1.3.CB1a): Trong “Bài 1: Thông tin và quyết định”, GV mở thư mục Bài 1 lưu sẵn trên máy, lần lượt mở tệp âm thanh chuông báo thức</w:t>
-            </w:r>
-          </w:p>
-          <w:p>
-            <w:pPr>
-              <w:spacing w:after="0"/>
-            </w:pPr>
-            <w:r>
-              <w:rPr>
-                <w:b w:val="0"/>
-                <w:i w:val="0"/>
-                <w:sz w:val="18"/>
-              </w:rPr>
-              <w:t>NLS-GQVĐ (Cơ bản 1): GV nêu tình huống bạn Minh nghe chuông báo thức rồi chiếu hai lựa chọn: dậy ngay hay ngủ tiếp</w:t>
-            </w:r>
-          </w:p>
-          <w:p>
-            <w:pPr>
-              <w:spacing w:after="0"/>
-            </w:pPr>
-            <w:r>
-              <w:rPr>
-                <w:b w:val="0"/>
-                <w:i w:val="0"/>
-                <w:sz w:val="18"/>
-              </w:rPr>
-              <w:t>NLS-AT: Thông tin về thời tiết, giờ giấc phải xem ở trang hoặc ứng dụng chính thức chứ không</w:t>
+              <w:t>NLS-KT (Cơ bản 1): Trong “Bài 1: Thông tin và quyết định”, GV mở thư mục Bài 1 lưu sẵn trên máy.</w:t>
             </w:r>
           </w:p>
         </w:tc>
@@ -883,33 +857,7 @@
                 <w:i w:val="0"/>
                 <w:sz w:val="18"/>
               </w:rPr>
-              <w:t>NLS-GQVĐ (Cơ bản 1): GV chiếu sơ đồ động Thu nhận → Xử lí → Kết quả, hiện dần từng ô</w:t>
-            </w:r>
-          </w:p>
-          <w:p>
-            <w:pPr>
-              <w:spacing w:after="0"/>
-            </w:pPr>
-            <w:r>
-              <w:rPr>
-                <w:b w:val="0"/>
-                <w:i w:val="0"/>
-                <w:sz w:val="18"/>
-              </w:rPr>
-              <w:t>NLS-KT (Cơ bản 1): GV chiếu ba nguồn thông tin cho cùng một việc đi tham quan: một tấm phiếu ghi giờ tập trung, một biển báo chỉ đường</w:t>
-            </w:r>
-          </w:p>
-          <w:p>
-            <w:pPr>
-              <w:spacing w:after="0"/>
-            </w:pPr>
-            <w:r>
-              <w:rPr>
-                <w:b w:val="0"/>
-                <w:i w:val="0"/>
-                <w:sz w:val="18"/>
-              </w:rPr>
-              <w:t>NLS-AT: Chỉ dùng những phiếu, biển báo, bản tin GV đã chuẩn bị</w:t>
+              <w:t>NLS-GQVĐ (Cơ bản 1): Chiếu sơ đồ động Thu nhận → Xử lí → Kết quả, hiện dần từng ô.</w:t>
             </w:r>
           </w:p>
         </w:tc>
@@ -1142,33 +1090,7 @@
                 <w:i w:val="0"/>
                 <w:sz w:val="18"/>
               </w:rPr>
-              <w:t>NLS-KT (Cơ bản 1): GV cho HS đứng quanh một bộ máy tính thật, chỉ và gọi tên từng bộ phận: thân máy, màn hình, bàn phím, chuột, loa</w:t>
-            </w:r>
-          </w:p>
-          <w:p>
-            <w:pPr>
-              <w:spacing w:after="0"/>
-            </w:pPr>
-            <w:r>
-              <w:rPr>
-                <w:b w:val="0"/>
-                <w:i w:val="0"/>
-                <w:sz w:val="18"/>
-              </w:rPr>
-              <w:t>NLS-GQVĐ (Cơ bản 1): HS chơi trò nối trên máy chiếu: nhìn ảnh một bộ phận, chọn đúng tên và đúng việc bộ phận đó làm — nhìn, gõ, trỏ, nghe</w:t>
-            </w:r>
-          </w:p>
-          <w:p>
-            <w:pPr>
-              <w:spacing w:after="0"/>
-            </w:pPr>
-            <w:r>
-              <w:rPr>
-                <w:b w:val="0"/>
-                <w:i w:val="0"/>
-                <w:sz w:val="18"/>
-              </w:rPr>
-              <w:t>NLS-AT: Không cắm, rút dây và không tháo bất cứ bộ phận nào khi máy đang bật</w:t>
+              <w:t>NLS-KT (Cơ bản 1): Cho HS đứng quanh một bộ máy tính thật, chỉ.</w:t>
             </w:r>
           </w:p>
           <w:p>
@@ -1414,33 +1336,7 @@
                 <w:i w:val="0"/>
                 <w:sz w:val="18"/>
               </w:rPr>
-              <w:t>NLS-GQVĐ (Cơ bản 1): GV chiếu ảnh hai bạn ngồi máy: một bạn cong lưng, mặt sát màn hình; một bạn ngồi thẳng, mắt cách màn hình khoảng 50 cm</w:t>
-            </w:r>
-          </w:p>
-          <w:p>
-            <w:pPr>
-              <w:spacing w:after="0"/>
-            </w:pPr>
-            <w:r>
-              <w:rPr>
-                <w:b w:val="0"/>
-                <w:i w:val="0"/>
-                <w:sz w:val="18"/>
-              </w:rPr>
-              <w:t>NLS-KT (Cơ bản 1): HS đọc bảng khuyến cáo thời gian dùng máy tính theo lứa tuổi do GV chiếu lên</w:t>
-            </w:r>
-          </w:p>
-          <w:p>
-            <w:pPr>
-              <w:spacing w:after="0"/>
-            </w:pPr>
-            <w:r>
-              <w:rPr>
-                <w:b w:val="0"/>
-                <w:i w:val="0"/>
-                <w:sz w:val="18"/>
-              </w:rPr>
-              <w:t>NLS-AT: Ngồi thẳng lưng, hai chân đặt trên sàn, mắt cách màn hình khoảng 50 cm</w:t>
+              <w:t>NLS-GQVĐ (Cơ bản 1): Chiếu ảnh hai bạn ngồi máy.</w:t>
             </w:r>
           </w:p>
         </w:tc>
@@ -1802,33 +1698,7 @@
                 <w:i w:val="0"/>
                 <w:sz w:val="18"/>
               </w:rPr>
-              <w:t>NLS-KT (Cơ bản 1): GV chiếu hình bàn phím phóng to, chỉ rõ các khu vực: hàng phím cơ sở, phím cách, phím Enter, phím xoá</w:t>
-            </w:r>
-          </w:p>
-          <w:p>
-            <w:pPr>
-              <w:spacing w:after="0"/>
-            </w:pPr>
-            <w:r>
-              <w:rPr>
-                <w:b w:val="0"/>
-                <w:i w:val="0"/>
-                <w:sz w:val="18"/>
-              </w:rPr>
-              <w:t>NLS-GQVĐ (Cơ bản 1): HS gõ thử tên riêng của mình và vài từ ngắn, tự đếm số lần gõ nhầm rồi gõ lại</w:t>
-            </w:r>
-          </w:p>
-          <w:p>
-            <w:pPr>
-              <w:spacing w:after="0"/>
-            </w:pPr>
-            <w:r>
-              <w:rPr>
-                <w:b w:val="0"/>
-                <w:i w:val="0"/>
-                <w:sz w:val="18"/>
-              </w:rPr>
-              <w:t>NLS-AT: Gõ nhẹ tay, không đập mạnh và không tì cả cánh tay lên bàn phím</w:t>
+              <w:t>NLS-KT (Cơ bản 1): Chiếu hình bàn phím phóng to, chỉ rõ các khu vực.</w:t>
             </w:r>
           </w:p>
         </w:tc>
@@ -2179,33 +2049,7 @@
                 <w:i w:val="0"/>
                 <w:sz w:val="18"/>
               </w:rPr>
-              <w:t>NLS-KT (Cơ bản 1): GV mở một trang dành cho thiếu nhi đã chọn sẵn, chỉ cho HS ô địa chỉ, tiêu đề trang, khối chữ, hình ảnh và các liên kết</w:t>
-            </w:r>
-          </w:p>
-          <w:p>
-            <w:pPr>
-              <w:spacing w:after="0"/>
-            </w:pPr>
-            <w:r>
-              <w:rPr>
-                <w:b w:val="0"/>
-                <w:i w:val="0"/>
-                <w:sz w:val="18"/>
-              </w:rPr>
-              <w:t>NLS-KT (Cơ bản 1): GV chiếu song song hai trang: một trang của trường học, báo thiếu nhi hoặc cơ quan nhà nước và một trang không rõ của ai</w:t>
-            </w:r>
-          </w:p>
-          <w:p>
-            <w:pPr>
-              <w:spacing w:after="0"/>
-            </w:pPr>
-            <w:r>
-              <w:rPr>
-                <w:b w:val="0"/>
-                <w:i w:val="0"/>
-                <w:sz w:val="18"/>
-              </w:rPr>
-              <w:t>NLS-AT: Chỉ xem những trang thầy cô đã mở sẵn; không nháy vào quảng cáo</w:t>
+              <w:t>NLS-KT (Cơ bản 1): Mở một trang dành cho thiếu nhi đã chọn sẵn, chỉ cho HS ô địa chỉ, tiêu đề trang, khối chữ.</w:t>
             </w:r>
           </w:p>
         </w:tc>
@@ -2438,33 +2282,7 @@
                 <w:i w:val="0"/>
                 <w:sz w:val="18"/>
               </w:rPr>
-              <w:t>NLS-GQVĐ (Cơ bản 1): GV đổ lẫn một rổ đồ dùng học tập rồi cho hai tổ thi tìm một món: tổ để lộn xộn và tổ đã xếp theo nhóm</w:t>
-            </w:r>
-          </w:p>
-          <w:p>
-            <w:pPr>
-              <w:spacing w:after="0"/>
-            </w:pPr>
-            <w:r>
-              <w:rPr>
-                <w:b w:val="0"/>
-                <w:i w:val="0"/>
-                <w:sz w:val="18"/>
-              </w:rPr>
-              <w:t>NLS-KT (Cơ bản 1): GV chiếu một danh sách trên máy rồi bấm nút sắp xếp theo tên</w:t>
-            </w:r>
-          </w:p>
-          <w:p>
-            <w:pPr>
-              <w:spacing w:after="0"/>
-            </w:pPr>
-            <w:r>
-              <w:rPr>
-                <w:b w:val="0"/>
-                <w:i w:val="0"/>
-                <w:sz w:val="18"/>
-              </w:rPr>
-              <w:t>NLS-AT: Giữ gìn đồ dùng của lớp khi chơi trò tìm nhanh, tìm xong xếp lại đúng chỗ</w:t>
+              <w:t>NLS-GQVĐ (Cơ bản 1): Đổ lẫn một rổ đồ dùng học tập.</w:t>
             </w:r>
           </w:p>
         </w:tc>
@@ -2594,33 +2412,7 @@
                 <w:i w:val="0"/>
                 <w:sz w:val="18"/>
               </w:rPr>
-              <w:t>NLS-KT (Cơ bản 1): GV chiếu sơ đồ hình cây của nhà trường: trường → khối → lớp → tổ</w:t>
-            </w:r>
-          </w:p>
-          <w:p>
-            <w:pPr>
-              <w:spacing w:after="0"/>
-            </w:pPr>
-            <w:r>
-              <w:rPr>
-                <w:b w:val="0"/>
-                <w:i w:val="0"/>
-                <w:sz w:val="18"/>
-              </w:rPr>
-              <w:t>NLS-GQVĐ (Cơ bản 1): HS sắp một danh sách cho sẵn thành sơ đồ hình cây trên bảng kéo thả của máy chiếu: mục lớn ở trên, mục nhỏ ở dưới</w:t>
-            </w:r>
-          </w:p>
-          <w:p>
-            <w:pPr>
-              <w:spacing w:after="0"/>
-            </w:pPr>
-            <w:r>
-              <w:rPr>
-                <w:b w:val="0"/>
-                <w:i w:val="0"/>
-                <w:sz w:val="18"/>
-              </w:rPr>
-              <w:t>NLS-AT: Chỉ kéo thả trong bài tập GV đã mở sẵn, không đổi cài đặt của máy</w:t>
+              <w:t>NLS-KT (Cơ bản 1): Chiếu sơ đồ hình cây của nhà trường.</w:t>
             </w:r>
           </w:p>
         </w:tc>
@@ -3123,33 +2915,7 @@
                 <w:i w:val="0"/>
                 <w:sz w:val="18"/>
               </w:rPr>
-              <w:t>NLS-GQVĐ (Cơ bản 1): GV hướng dẫn từng bước để HS mở cửa sổ quản lí tệp, đi vào thư mục của lớp</w:t>
-            </w:r>
-          </w:p>
-          <w:p>
-            <w:pPr>
-              <w:spacing w:after="0"/>
-            </w:pPr>
-            <w:r>
-              <w:rPr>
-                <w:b w:val="0"/>
-                <w:i w:val="0"/>
-                <w:sz w:val="18"/>
-              </w:rPr>
-              <w:t>NLS-KT (Cơ bản 1): HS nhìn biểu tượng và phần đuôi tên tệp để đoán tệp đó chứa gì: tệp chữ, tệp ảnh, tệp âm thanh</w:t>
-            </w:r>
-          </w:p>
-          <w:p>
-            <w:pPr>
-              <w:spacing w:after="0"/>
-            </w:pPr>
-            <w:r>
-              <w:rPr>
-                <w:b w:val="0"/>
-                <w:i w:val="0"/>
-                <w:sz w:val="18"/>
-              </w:rPr>
-              <w:t>NLS-AT: Chỉ mở và xem trong thư mục GV chỉ định; không mở, không sửa</w:t>
+              <w:t>NLS-GQVĐ (Cơ bản 1): Hướng dẫn từng bước để HS mở cửa sổ quản lí tệp, đi vào thư mục của lớp, mở một thư mục.</w:t>
             </w:r>
           </w:p>
         </w:tc>
@@ -3383,33 +3149,7 @@
                 <w:i w:val="0"/>
                 <w:sz w:val="18"/>
               </w:rPr>
-              <w:t>NLS-KT (Cơ bản 1): GV chiếu một phiếu đăng kí trên mạng có các ô họ tên, ngày sinh, địa chỉ nhà, số điện thoại của cha mẹ, ảnh chân dung</w:t>
-            </w:r>
-          </w:p>
-          <w:p>
-            <w:pPr>
-              <w:spacing w:after="0"/>
-            </w:pPr>
-            <w:r>
-              <w:rPr>
-                <w:b w:val="0"/>
-                <w:i w:val="0"/>
-                <w:sz w:val="18"/>
-              </w:rPr>
-              <w:t>NLS-GQVĐ (Cơ bản 1): GV nêu vài tình huống: một trang hứa tặng quà nếu điền số điện thoại, một người lạ trong trò chơi hỏi tên trường</w:t>
-            </w:r>
-          </w:p>
-          <w:p>
-            <w:pPr>
-              <w:spacing w:after="0"/>
-            </w:pPr>
-            <w:r>
-              <w:rPr>
-                <w:b w:val="0"/>
-                <w:i w:val="0"/>
-                <w:sz w:val="18"/>
-              </w:rPr>
-              <w:t>NLS-AT: Không cho ai họ tên đầy đủ, ngày sinh, địa chỉ nhà, tên trường lớp</w:t>
+              <w:t>NLS-KT (Cơ bản 1): Chiếu một phiếu đăng kí trên mạng có các ô họ tên, ngày sinh, địa chỉ nhà, số điện thoại của cha mẹ, ảnh chân dung.</w:t>
             </w:r>
           </w:p>
         </w:tc>
@@ -3655,33 +3395,7 @@
                 <w:i w:val="0"/>
                 <w:sz w:val="18"/>
               </w:rPr>
-              <w:t>NLS-ST (Cơ bản 1): GV hướng dẫn HS từng bước tạo bài trình chiếu: mở phần mềm, thêm một trang chiếu, nhập tiêu đề, nhập vài dòng nội dung ngắn</w:t>
-            </w:r>
-          </w:p>
-          <w:p>
-            <w:pPr>
-              <w:spacing w:after="0"/>
-            </w:pPr>
-            <w:r>
-              <w:rPr>
-                <w:b w:val="0"/>
-                <w:i w:val="0"/>
-                <w:sz w:val="18"/>
-              </w:rPr>
-              <w:t>NLS-KT (Cơ bản 1): GV chiếu hai trang chiếu cùng nội dung — một trang chữ nhỏ và kín đặc, một trang chữ to và ít dòng</w:t>
-            </w:r>
-          </w:p>
-          <w:p>
-            <w:pPr>
-              <w:spacing w:after="0"/>
-            </w:pPr>
-            <w:r>
-              <w:rPr>
-                <w:b w:val="0"/>
-                <w:i w:val="0"/>
-                <w:sz w:val="18"/>
-              </w:rPr>
-              <w:t>NLS-AT: Chỉ dùng hình trong kho ảnh thầy cô đã chuẩn bị hoặc hình do chính mình vẽ</w:t>
+              <w:t>NLS-ST (Cơ bản 1): Hướng dẫn HS từng bước tạo bài trình chiếu.</w:t>
             </w:r>
           </w:p>
         </w:tc>
@@ -3941,33 +3655,7 @@
                 <w:i w:val="0"/>
                 <w:sz w:val="18"/>
               </w:rPr>
-              <w:t>NLS-GQVĐ (Cơ bản 1): HS luyện thao tác chuột qua phần mềm có chấm điểm: kéo thả, nháy đúp, vẽ theo mẫu</w:t>
-            </w:r>
-          </w:p>
-          <w:p>
-            <w:pPr>
-              <w:spacing w:after="0"/>
-            </w:pPr>
-            <w:r>
-              <w:rPr>
-                <w:b w:val="0"/>
-                <w:i w:val="0"/>
-                <w:sz w:val="18"/>
-              </w:rPr>
-              <w:t>NLS-GT (Cơ bản 1): Hai HS dùng chung một máy: thoả thuận trước ai làm trước và làm bao lâu thì đổi lượt</w:t>
-            </w:r>
-          </w:p>
-          <w:p>
-            <w:pPr>
-              <w:spacing w:after="0"/>
-            </w:pPr>
-            <w:r>
-              <w:rPr>
-                <w:b w:val="0"/>
-                <w:i w:val="0"/>
-                <w:sz w:val="18"/>
-              </w:rPr>
-              <w:t>NLS-AT: Chỉ chơi phần mềm và đúng khoảng thời gian thầy cô cho phép, hết lượt là nhường bạn</w:t>
+              <w:t>NLS-GQVĐ (Cơ bản 1): HS luyện thao tác chuột qua phần mềm.</w:t>
             </w:r>
           </w:p>
         </w:tc>
@@ -4200,33 +3888,7 @@
                 <w:i w:val="0"/>
                 <w:sz w:val="18"/>
               </w:rPr>
-              <w:t>NLS-GQVĐ (Cơ bản 1): GV chiếu các thẻ việc của một công việc quen thuộc — pha một cốc nước chanh, gấp một chiếc thuyền giấy — theo thứ tự lộn xộn</w:t>
-            </w:r>
-          </w:p>
-          <w:p>
-            <w:pPr>
-              <w:spacing w:after="0"/>
-            </w:pPr>
-            <w:r>
-              <w:rPr>
-                <w:b w:val="0"/>
-                <w:i w:val="0"/>
-                <w:sz w:val="18"/>
-              </w:rPr>
-              <w:t>NLS-KT (Cơ bản 1): HS xem đoạn phim hướng dẫn làm một việc, tạm dừng ở mỗi bước và ghi lại thành dãy các bước</w:t>
-            </w:r>
-          </w:p>
-          <w:p>
-            <w:pPr>
-              <w:spacing w:after="0"/>
-            </w:pPr>
-            <w:r>
-              <w:rPr>
-                <w:b w:val="0"/>
-                <w:i w:val="0"/>
-                <w:sz w:val="18"/>
-              </w:rPr>
-              <w:t>NLS-AT: Chỉ kéo thả trong bài tập GV đã mở, không đổi cài đặt máy</w:t>
+              <w:t>NLS-KT (Cơ bản 1): HS xem đoạn phim hướng dẫn làm một việc, tạm dừng ở mỗi bước.</w:t>
             </w:r>
           </w:p>
         </w:tc>
@@ -4459,33 +4121,7 @@
                 <w:i w:val="0"/>
                 <w:sz w:val="18"/>
               </w:rPr>
-              <w:t>NLS-GQVĐ (Cơ bản 1): GV chiếu bài tập tương tác dạng Nếu… thì…: chọn điều kiện trời mưa thì hình cậu bé cầm ô</w:t>
-            </w:r>
-          </w:p>
-          <w:p>
-            <w:pPr>
-              <w:spacing w:after="0"/>
-            </w:pPr>
-            <w:r>
-              <w:rPr>
-                <w:b w:val="0"/>
-                <w:i w:val="0"/>
-                <w:sz w:val="18"/>
-              </w:rPr>
-              <w:t>NLS-KT (Cơ bản 1): HS tìm trong đời sống những việc chỉ xảy ra khi có điều kiện: đèn đường sáng khi trời tối, chuông báo khi hết giờ</w:t>
-            </w:r>
-          </w:p>
-          <w:p>
-            <w:pPr>
-              <w:spacing w:after="0"/>
-            </w:pPr>
-            <w:r>
-              <w:rPr>
-                <w:b w:val="0"/>
-                <w:i w:val="0"/>
-                <w:sz w:val="18"/>
-              </w:rPr>
-              <w:t>NLS-AT: Chỉ mở bài tập GV đã chuẩn bị sẵn trên máy, không mở trang khác</w:t>
+              <w:t>NLS-GQVĐ (Cơ bản 1): Chiếu bài tập tương tác dạng Nếu… thì….</w:t>
             </w:r>
           </w:p>
         </w:tc>
@@ -4718,33 +4354,7 @@
                 <w:i w:val="0"/>
                 <w:sz w:val="18"/>
               </w:rPr>
-              <w:t>NLS-GQVĐ (Cơ bản 1): GV cùng HS lập bảng cho một việc cụ thể của lớp — làm tờ giới thiệu góc thư viện: việc nào cần làm bằng tay</w:t>
-            </w:r>
-          </w:p>
-          <w:p>
-            <w:pPr>
-              <w:spacing w:after="0"/>
-            </w:pPr>
-            <w:r>
-              <w:rPr>
-                <w:b w:val="0"/>
-                <w:i w:val="0"/>
-                <w:sz w:val="18"/>
-              </w:rPr>
-              <w:t>NLS-KT (Cơ bản 1): HS tìm tư liệu cho sản phẩm của mình trong kho ảnh và kho bài đọc GV đã chuẩn bị sẵn trên máy</w:t>
-            </w:r>
-          </w:p>
-          <w:p>
-            <w:pPr>
-              <w:spacing w:after="0"/>
-            </w:pPr>
-            <w:r>
-              <w:rPr>
-                <w:b w:val="0"/>
-                <w:i w:val="0"/>
-                <w:sz w:val="18"/>
-              </w:rPr>
-              <w:t>NLS-AT: Chỉ lấy ảnh và bài đọc trong kho thầy cô đã chuẩn bị</w:t>
+              <w:t>NLS-KT (Cơ bản 1): HS tìm tư liệu cho sản phẩm của mình trong kho ảnh và kho bài đọc GV đã chuẩn bị sẵn trên máy.</w:t>
             </w:r>
           </w:p>
         </w:tc>

--- a/assets/docs/lop3/Tin hoc - Lop 3.docx
+++ b/assets/docs/lop3/Tin hoc - Lop 3.docx
@@ -566,7 +566,7 @@
                 <w:i w:val="0"/>
                 <w:sz w:val="20"/>
               </w:rPr>
-              <w:t>Chủ đề A: Máy tính và em (12 tiết)</w:t>
+              <w:t>Chủ đề 1: Máy tính và em</w:t>
             </w:r>
           </w:p>
         </w:tc>
@@ -585,7 +585,7 @@
                 <w:i w:val="0"/>
                 <w:sz w:val="20"/>
               </w:rPr>
-              <w:t>Bài 1: Thông tin và quyết định (Tiết 1)</w:t>
+              <w:t>Bài 1. Thông tin và quyết định (Tiết 1)</w:t>
             </w:r>
           </w:p>
         </w:tc>
@@ -624,7 +624,7 @@
                 <w:i w:val="0"/>
                 <w:sz w:val="18"/>
               </w:rPr>
-              <w:t>NLS-KT (Cơ bản 1): Trong “Bài 1: Thông tin và quyết định”, GV mở thư mục Bài 1 lưu sẵn trên máy.</w:t>
+              <w:t>Năng lực số 1.2 CB1a: HS nêu được vì sao phải lấy thông tin từ nguồn đáng tin trước khi quyết định</w:t>
             </w:r>
           </w:p>
         </w:tc>
@@ -683,7 +683,7 @@
                 <w:i w:val="0"/>
                 <w:sz w:val="20"/>
               </w:rPr>
-              <w:t>Chủ đề A: Máy tính và em (12 tiết)</w:t>
+              <w:t>Chủ đề 1: Máy tính và em</w:t>
             </w:r>
           </w:p>
         </w:tc>
@@ -702,7 +702,7 @@
                 <w:i w:val="0"/>
                 <w:sz w:val="20"/>
               </w:rPr>
-              <w:t>Bài 1: Thông tin và quyết định (Tiết 2)</w:t>
+              <w:t>Bài 1. Thông tin và quyết định (Tiết 2)</w:t>
             </w:r>
           </w:p>
         </w:tc>
@@ -741,6 +741,7 @@
                 <w:i w:val="0"/>
                 <w:sz w:val="18"/>
               </w:rPr>
+              <w:t>Năng lực số 1.1 CB1b: HS nhận ra ba dạng thông tin chữ, hình ảnh, âm thanh mà máy tính lưu giữ được</w:t>
             </w:r>
           </w:p>
         </w:tc>
@@ -799,7 +800,7 @@
                 <w:i w:val="0"/>
                 <w:sz w:val="20"/>
               </w:rPr>
-              <w:t>Chủ đề A: Máy tính và em (12 tiết)</w:t>
+              <w:t>Chủ đề 1: Máy tính và em</w:t>
             </w:r>
           </w:p>
         </w:tc>
@@ -818,7 +819,7 @@
                 <w:i w:val="0"/>
                 <w:sz w:val="20"/>
               </w:rPr>
-              <w:t>Bài 2: Xử lí thông tin (Tiết 1)</w:t>
+              <w:t>Bài 2. Xử lí thông tin (Tiết 1)</w:t>
             </w:r>
           </w:p>
         </w:tc>
@@ -857,7 +858,20 @@
                 <w:i w:val="0"/>
                 <w:sz w:val="18"/>
               </w:rPr>
-              <w:t>NLS-GQVĐ (Cơ bản 1): Chiếu sơ đồ động Thu nhận → Xử lí → Kết quả, hiện dần từng ô.</w:t>
+              <w:t>Xử lí; Kết quả</w:t>
+            </w:r>
+          </w:p>
+          <w:p>
+            <w:pPr>
+              <w:spacing w:after="0"/>
+            </w:pPr>
+            <w:r>
+              <w:rPr>
+                <w:b w:val="0"/>
+                <w:i w:val="0"/>
+                <w:sz w:val="18"/>
+              </w:rPr>
+              <w:t>NLS: Năng lực số 5.2 CB1b: HS đặt đúng một việc quen thuộc vào sơ đồ Thu nhận</w:t>
             </w:r>
           </w:p>
         </w:tc>
@@ -916,7 +930,7 @@
                 <w:i w:val="0"/>
                 <w:sz w:val="20"/>
               </w:rPr>
-              <w:t>Chủ đề A: Máy tính và em (12 tiết)</w:t>
+              <w:t>Chủ đề 1: Máy tính và em</w:t>
             </w:r>
           </w:p>
         </w:tc>
@@ -935,7 +949,7 @@
                 <w:i w:val="0"/>
                 <w:sz w:val="20"/>
               </w:rPr>
-              <w:t>Bài 2: Xử lí thông tin (Tiết 2)</w:t>
+              <w:t>Bài 2. Xử lí thông tin (Tiết 2)</w:t>
             </w:r>
           </w:p>
         </w:tc>
@@ -974,6 +988,7 @@
                 <w:i w:val="0"/>
                 <w:sz w:val="18"/>
               </w:rPr>
+              <w:t>Năng lực số 1.1 CB1b: HS kể được thiết bị quanh mình nhận thông tin rồi tự thực hiện công việc</w:t>
             </w:r>
           </w:p>
         </w:tc>
@@ -1032,7 +1047,7 @@
                 <w:i w:val="0"/>
                 <w:sz w:val="20"/>
               </w:rPr>
-              <w:t>Chủ đề A: Máy tính và em (12 tiết)</w:t>
+              <w:t>Chủ đề 1: Máy tính và em</w:t>
             </w:r>
           </w:p>
         </w:tc>
@@ -1051,7 +1066,7 @@
                 <w:i w:val="0"/>
                 <w:sz w:val="20"/>
               </w:rPr>
-              <w:t>Bài 3: Máy tính và em (Tiết 1)</w:t>
+              <w:t>Bài 3. Máy tính và em (Tiết 1)</w:t>
             </w:r>
           </w:p>
         </w:tc>
@@ -1090,7 +1105,7 @@
                 <w:i w:val="0"/>
                 <w:sz w:val="18"/>
               </w:rPr>
-              <w:t>NLS-KT (Cơ bản 1): Cho HS đứng quanh một bộ máy tính thật, chỉ.</w:t>
+              <w:t>Năng lực số 1.1 CB1b: HS gọi đúng tên các bộ phận của máy tính và nêu việc của từng bộ phận</w:t>
             </w:r>
           </w:p>
           <w:p>
@@ -1162,7 +1177,7 @@
                 <w:i w:val="0"/>
                 <w:sz w:val="20"/>
               </w:rPr>
-              <w:t>Chủ đề A: Máy tính và em (12 tiết)</w:t>
+              <w:t>Chủ đề 1: Máy tính và em</w:t>
             </w:r>
           </w:p>
         </w:tc>
@@ -1181,7 +1196,7 @@
                 <w:i w:val="0"/>
                 <w:sz w:val="20"/>
               </w:rPr>
-              <w:t>Bài 3: Máy tính và em (Tiết 2)</w:t>
+              <w:t>Bài 3. Máy tính và em (Tiết 2)</w:t>
             </w:r>
           </w:p>
         </w:tc>
@@ -1220,6 +1235,7 @@
                 <w:i w:val="0"/>
                 <w:sz w:val="18"/>
               </w:rPr>
+              <w:t>Năng lực số 5.2 CB1b: HS bật máy, mở phần mềm và tắt máy đúng cách theo hướng dẫn từng bước</w:t>
             </w:r>
           </w:p>
         </w:tc>
@@ -1278,7 +1294,7 @@
                 <w:i w:val="0"/>
                 <w:sz w:val="20"/>
               </w:rPr>
-              <w:t>Chủ đề A: Máy tính và em (12 tiết)</w:t>
+              <w:t>Chủ đề 1: Máy tính và em</w:t>
             </w:r>
           </w:p>
         </w:tc>
@@ -1297,7 +1313,7 @@
                 <w:i w:val="0"/>
                 <w:sz w:val="20"/>
               </w:rPr>
-              <w:t>Bài 4: Làm việc với máy tính (Tiết 1)</w:t>
+              <w:t>Bài 4. Làm việc với máy tính (Tiết 1)</w:t>
             </w:r>
           </w:p>
         </w:tc>
@@ -1336,7 +1352,7 @@
                 <w:i w:val="0"/>
                 <w:sz w:val="18"/>
               </w:rPr>
-              <w:t>NLS-GQVĐ (Cơ bản 1): Chiếu ảnh hai bạn ngồi máy.</w:t>
+              <w:t>NLS: Năng lực số 5.2 CB1b: HS ngồi đúng tư thế và giữ đúng khoảng cách với màn hình</w:t>
             </w:r>
           </w:p>
         </w:tc>
@@ -1395,7 +1411,7 @@
                 <w:i w:val="0"/>
                 <w:sz w:val="20"/>
               </w:rPr>
-              <w:t>Chủ đề A: Máy tính và em (12 tiết)</w:t>
+              <w:t>Chủ đề 1: Máy tính và em</w:t>
             </w:r>
           </w:p>
         </w:tc>
@@ -1414,7 +1430,7 @@
                 <w:i w:val="0"/>
                 <w:sz w:val="20"/>
               </w:rPr>
-              <w:t>Bài 4: Làm việc với máy tính (Tiết 2)</w:t>
+              <w:t>Bài 4. Làm việc với máy tính (Tiết 2)</w:t>
             </w:r>
           </w:p>
         </w:tc>
@@ -1453,6 +1469,7 @@
                 <w:i w:val="0"/>
                 <w:sz w:val="18"/>
               </w:rPr>
+              <w:t>NLS: Năng lực số 5.2 CB1b: HS làm được các thao tác chuột: di, nháy, nháy đúp, kéo thả</w:t>
             </w:r>
           </w:p>
         </w:tc>
@@ -1511,7 +1528,7 @@
                 <w:i w:val="0"/>
                 <w:sz w:val="20"/>
               </w:rPr>
-              <w:t>Chủ đề A: Máy tính và em (12 tiết)</w:t>
+              <w:t>Chủ đề 1: Máy tính và em</w:t>
             </w:r>
           </w:p>
         </w:tc>
@@ -1530,7 +1547,7 @@
                 <w:i w:val="0"/>
                 <w:sz w:val="20"/>
               </w:rPr>
-              <w:t>Bài 4: Làm việc với máy tính (Tiết 3)</w:t>
+              <w:t>Bài 4. Làm việc với máy tính (Tiết 3)</w:t>
             </w:r>
           </w:p>
         </w:tc>
@@ -1569,6 +1586,7 @@
                 <w:i w:val="0"/>
                 <w:sz w:val="18"/>
               </w:rPr>
+              <w:t>Năng lực số 5.2 CB1b: HS thực hiện đủ một vòng thao tác từ bật máy tới tắt máy theo phiếu hướng dẫn</w:t>
             </w:r>
           </w:p>
         </w:tc>
@@ -1627,7 +1645,7 @@
                 <w:i w:val="0"/>
                 <w:sz w:val="20"/>
               </w:rPr>
-              <w:t>Chủ đề A: Máy tính và em (12 tiết)</w:t>
+              <w:t>Chủ đề 1: Máy tính và em</w:t>
             </w:r>
           </w:p>
         </w:tc>
@@ -1646,7 +1664,7 @@
                 <w:i w:val="0"/>
                 <w:sz w:val="20"/>
               </w:rPr>
-              <w:t>Bài 5: Sử dụng bàn phím (Tiết 1)</w:t>
+              <w:t>Bài 5. Sử dụng bàn phím (Tiết 1)</w:t>
             </w:r>
           </w:p>
         </w:tc>
@@ -1698,7 +1716,7 @@
                 <w:i w:val="0"/>
                 <w:sz w:val="18"/>
               </w:rPr>
-              <w:t>NLS-KT (Cơ bản 1): Chiếu hình bàn phím phóng to, chỉ rõ các khu vực.</w:t>
+              <w:t>Năng lực số 1.1 CB1b: HS đặt tay đúng hàng phím cơ sở và tìm được phím cần gõ.</w:t>
             </w:r>
           </w:p>
         </w:tc>
@@ -1757,7 +1775,7 @@
                 <w:i w:val="0"/>
                 <w:sz w:val="20"/>
               </w:rPr>
-              <w:t>Chủ đề A: Máy tính và em (12 tiết)</w:t>
+              <w:t>Chủ đề 1: Máy tính và em</w:t>
             </w:r>
           </w:p>
         </w:tc>
@@ -1776,7 +1794,7 @@
                 <w:i w:val="0"/>
                 <w:sz w:val="20"/>
               </w:rPr>
-              <w:t>Bài 5: Sử dụng bàn phím (Tiết 2)</w:t>
+              <w:t>Bài 5. Sử dụng bàn phím (Tiết 2)</w:t>
             </w:r>
           </w:p>
         </w:tc>
@@ -1816,6 +1834,19 @@
                 <w:sz w:val="18"/>
               </w:rPr>
               <w:t>STEM: Bài học STEM.</w:t>
+            </w:r>
+          </w:p>
+          <w:p>
+            <w:pPr>
+              <w:spacing w:after="0"/>
+            </w:pPr>
+            <w:r>
+              <w:rPr>
+                <w:b w:val="0"/>
+                <w:i w:val="0"/>
+                <w:sz w:val="18"/>
+              </w:rPr>
+              <w:t>Năng lực số 5.2 CB1b: HS đọc được số từ và số lỗi phần mềm báo, đặt mục tiêu cho lượt luyện sau.</w:t>
             </w:r>
           </w:p>
         </w:tc>
@@ -1874,7 +1905,7 @@
                 <w:i w:val="0"/>
                 <w:sz w:val="20"/>
               </w:rPr>
-              <w:t>Chủ đề A: Máy tính và em (12 tiết)</w:t>
+              <w:t>Chủ đề 1: Máy tính và em</w:t>
             </w:r>
           </w:p>
         </w:tc>
@@ -1893,7 +1924,7 @@
                 <w:i w:val="0"/>
                 <w:sz w:val="20"/>
               </w:rPr>
-              <w:t>Bài 5: Sử dụng bàn phím (Tiết 3)</w:t>
+              <w:t>Bài 5. Sử dụng bàn phím (Tiết 3)</w:t>
             </w:r>
           </w:p>
         </w:tc>
@@ -1933,6 +1964,19 @@
                 <w:sz w:val="18"/>
               </w:rPr>
               <w:t>STEM: Bài học STEM.</w:t>
+            </w:r>
+          </w:p>
+          <w:p>
+            <w:pPr>
+              <w:spacing w:after="0"/>
+            </w:pPr>
+            <w:r>
+              <w:rPr>
+                <w:b w:val="0"/>
+                <w:i w:val="0"/>
+                <w:sz w:val="18"/>
+              </w:rPr>
+              <w:t>Năng lực số 5.2 CB1b: HS đọc được số từ và số lỗi phần mềm báo, đặt mục tiêu cho lượt luyện sau.</w:t>
             </w:r>
           </w:p>
         </w:tc>
@@ -1991,7 +2035,7 @@
                 <w:i w:val="0"/>
                 <w:sz w:val="20"/>
               </w:rPr>
-              <w:t>Chủ đề B: Mạng máy tính và Internet (2 tiết)</w:t>
+              <w:t>Chủ đề 2: Mạng máy tính và Internet</w:t>
             </w:r>
           </w:p>
         </w:tc>
@@ -2010,7 +2054,7 @@
                 <w:i w:val="0"/>
                 <w:sz w:val="20"/>
               </w:rPr>
-              <w:t>Bài 6: Khám phá thông tin trên Internet (Tiết 1)</w:t>
+              <w:t>Bài 6. Khám phá thông tin trên Internet (Tiết 1)</w:t>
             </w:r>
           </w:p>
         </w:tc>
@@ -2049,7 +2093,7 @@
                 <w:i w:val="0"/>
                 <w:sz w:val="18"/>
               </w:rPr>
-              <w:t>NLS-KT (Cơ bản 1): Mở một trang dành cho thiếu nhi đã chọn sẵn, chỉ cho HS ô địa chỉ, tiêu đề trang, khối chữ.</w:t>
+              <w:t>Năng lực số 1.1 CB1b: HS gọi tên được các thành phần của một trang web và hiểu liên kết dùng để chuyển trang</w:t>
             </w:r>
           </w:p>
         </w:tc>
@@ -2108,7 +2152,7 @@
                 <w:i w:val="0"/>
                 <w:sz w:val="20"/>
               </w:rPr>
-              <w:t>Chủ đề B: Mạng máy tính và Internet (2 tiết)</w:t>
+              <w:t>Chủ đề 2: Mạng máy tính và Internet</w:t>
             </w:r>
           </w:p>
         </w:tc>
@@ -2127,7 +2171,7 @@
                 <w:i w:val="0"/>
                 <w:sz w:val="20"/>
               </w:rPr>
-              <w:t>Bài 6: Khám phá thông tin trên Internet (Tiết 2)</w:t>
+              <w:t>Bài 6. Khám phá thông tin trên Internet (Tiết 2)</w:t>
             </w:r>
           </w:p>
         </w:tc>
@@ -2166,6 +2210,7 @@
                 <w:i w:val="0"/>
                 <w:sz w:val="18"/>
               </w:rPr>
+              <w:t>NLS: Năng lực số 1.1 CB1b: HS nêu được cách đọc mô tả kết quả để chọn trang nên mở</w:t>
             </w:r>
           </w:p>
         </w:tc>
@@ -2224,7 +2269,7 @@
                 <w:i w:val="0"/>
                 <w:sz w:val="20"/>
               </w:rPr>
-              <w:t>Chủ đề C: Tổ chức lưu trữ, tìm kiếm và trao đổi thông tin (5 tiết)</w:t>
+              <w:t>Chủ đề 3: Tổ chức lưu trữ, tìm kiếm và trao đổi thông tin</w:t>
             </w:r>
           </w:p>
         </w:tc>
@@ -2243,7 +2288,7 @@
                 <w:i w:val="0"/>
                 <w:sz w:val="20"/>
               </w:rPr>
-              <w:t>Bài 7: Sắp xếp để dễ tìm</w:t>
+              <w:t>Bài 7. Sắp xếp để dễ tìm (Tiết 1)</w:t>
             </w:r>
           </w:p>
         </w:tc>
@@ -2263,7 +2308,7 @@
                 <w:i w:val="0"/>
                 <w:sz w:val="20"/>
               </w:rPr>
-              <w:t>Tiết 15 (1 tiết)</w:t>
+              <w:t>Tiết 15 (2 tiết)</w:t>
             </w:r>
           </w:p>
         </w:tc>
@@ -2282,7 +2327,7 @@
                 <w:i w:val="0"/>
                 <w:sz w:val="18"/>
               </w:rPr>
-              <w:t>NLS-GQVĐ (Cơ bản 1): Đổ lẫn một rổ đồ dùng học tập.</w:t>
+              <w:t>NLS: Năng lực số 1.3 CB1a: HS nêu được lợi ích của việc sắp xếp có quy tắc</w:t>
             </w:r>
           </w:p>
         </w:tc>
@@ -2341,7 +2386,7 @@
                 <w:i w:val="0"/>
                 <w:sz w:val="20"/>
               </w:rPr>
-              <w:t>Chủ đề C: Tổ chức lưu trữ, tìm kiếm và trao đổi thông tin (5 tiết)</w:t>
+              <w:t>Chủ đề 3: Tổ chức lưu trữ, tìm kiếm và trao đổi thông tin</w:t>
             </w:r>
           </w:p>
         </w:tc>
@@ -2360,7 +2405,7 @@
                 <w:i w:val="0"/>
                 <w:sz w:val="20"/>
               </w:rPr>
-              <w:t>Bài 8: Sơ đồ hình cây. Tổ chức thông tin trong máy tính (Tiết 1)</w:t>
+              <w:t>Bài 7. Sắp xếp để dễ tìm (Tiết 2)</w:t>
             </w:r>
           </w:p>
         </w:tc>
@@ -2380,7 +2425,7 @@
                 <w:i w:val="0"/>
                 <w:sz w:val="20"/>
               </w:rPr>
-              <w:t>Tiết 16 (2 tiết)</w:t>
+              <w:t>Tiết 16</w:t>
             </w:r>
           </w:p>
         </w:tc>
@@ -2399,20 +2444,6 @@
                 <w:i w:val="0"/>
                 <w:sz w:val="18"/>
               </w:rPr>
-              <w:t>STEM: Bài học STEM.</w:t>
-            </w:r>
-          </w:p>
-          <w:p>
-            <w:pPr>
-              <w:spacing w:after="0"/>
-            </w:pPr>
-            <w:r>
-              <w:rPr>
-                <w:b w:val="0"/>
-                <w:i w:val="0"/>
-                <w:sz w:val="18"/>
-              </w:rPr>
-              <w:t>NLS-KT (Cơ bản 1): Chiếu sơ đồ hình cây của nhà trường.</w:t>
             </w:r>
           </w:p>
         </w:tc>
@@ -2490,7 +2521,7 @@
                 <w:i w:val="0"/>
                 <w:sz w:val="20"/>
               </w:rPr>
-              <w:t>Ôn tập học kì 1</w:t>
+              <w:t>Ôn tập, kiểm tra cuối học kì I</w:t>
             </w:r>
           </w:p>
         </w:tc>
@@ -2510,7 +2541,7 @@
                 <w:i w:val="0"/>
                 <w:sz w:val="20"/>
               </w:rPr>
-              <w:t>Tiết 17</w:t>
+              <w:t>Tiết 17 (1 tiết)</w:t>
             </w:r>
           </w:p>
         </w:tc>
@@ -2587,7 +2618,7 @@
                 <w:i w:val="0"/>
                 <w:sz w:val="20"/>
               </w:rPr>
-              <w:t>Ôn tập, kiểm tra, đánh giá</w:t>
+              <w:t>Chủ đề 3: Tổ chức lưu trữ, tìm kiếm và trao đổi thông tin</w:t>
             </w:r>
           </w:p>
         </w:tc>
@@ -2606,7 +2637,7 @@
                 <w:i w:val="0"/>
                 <w:sz w:val="20"/>
               </w:rPr>
-              <w:t>Kiểm tra định kì cuối học kì I</w:t>
+              <w:t>Bài 8. Sơ đồ hình cây. Tổ chức thông tin trong máy tính (Tiết 1)</w:t>
             </w:r>
           </w:p>
         </w:tc>
@@ -2626,7 +2657,7 @@
                 <w:i w:val="0"/>
                 <w:sz w:val="20"/>
               </w:rPr>
-              <w:t>Tiết 18 (1 tiết)</w:t>
+              <w:t>Tiết 18 (2 tiết)</w:t>
             </w:r>
           </w:p>
         </w:tc>
@@ -2645,6 +2676,20 @@
                 <w:i w:val="0"/>
                 <w:sz w:val="18"/>
               </w:rPr>
+              <w:t>STEM: Bài học STEM.</w:t>
+            </w:r>
+          </w:p>
+          <w:p>
+            <w:pPr>
+              <w:spacing w:after="0"/>
+            </w:pPr>
+            <w:r>
+              <w:rPr>
+                <w:b w:val="0"/>
+                <w:i w:val="0"/>
+                <w:sz w:val="18"/>
+              </w:rPr>
+              <w:t>Năng lực số 1.1 CB1b: HS đọc được sơ đồ hình cây và chỉ đúng vị trí của mình trên sơ đồ.</w:t>
             </w:r>
           </w:p>
         </w:tc>
@@ -2727,7 +2772,7 @@
                 <w:i w:val="0"/>
                 <w:sz w:val="20"/>
               </w:rPr>
-              <w:t>Chủ đề C: Tổ chức lưu trữ, tìm kiếm và trao đổi thông tin (5 tiết)</w:t>
+              <w:t>Chủ đề 3: Tổ chức lưu trữ, tìm kiếm và trao đổi thông tin</w:t>
             </w:r>
           </w:p>
         </w:tc>
@@ -2746,7 +2791,7 @@
                 <w:i w:val="0"/>
                 <w:sz w:val="20"/>
               </w:rPr>
-              <w:t>Bài 8: Sơ đồ hình cây. Tổ chức thông tin trong máy tính (Tiết 2)</w:t>
+              <w:t>Bài 8. Sơ đồ hình cây. Tổ chức thông tin trong máy tính (Tiết 2)</w:t>
             </w:r>
           </w:p>
         </w:tc>
@@ -2786,6 +2831,19 @@
                 <w:sz w:val="18"/>
               </w:rPr>
               <w:t>STEM: Bài học STEM.</w:t>
+            </w:r>
+          </w:p>
+          <w:p>
+            <w:pPr>
+              <w:spacing w:after="0"/>
+            </w:pPr>
+            <w:r>
+              <w:rPr>
+                <w:b w:val="0"/>
+                <w:i w:val="0"/>
+                <w:sz w:val="18"/>
+              </w:rPr>
+              <w:t>Năng lực số 1.3 CB1a: HS nhận ra cây thư mục trong máy tính được tổ chức như sơ đồ hình cây.</w:t>
             </w:r>
           </w:p>
         </w:tc>
@@ -2844,7 +2902,7 @@
                 <w:i w:val="0"/>
                 <w:sz w:val="20"/>
               </w:rPr>
-              <w:t>Chủ đề C: Tổ chức lưu trữ, tìm kiếm và trao đổi thông tin (5 tiết)</w:t>
+              <w:t>Chủ đề 3: Tổ chức lưu trữ, tìm kiếm và trao đổi thông tin</w:t>
             </w:r>
           </w:p>
         </w:tc>
@@ -2863,7 +2921,7 @@
                 <w:i w:val="0"/>
                 <w:sz w:val="20"/>
               </w:rPr>
-              <w:t>Bài 9: Thực hành với tệp và thư mục trong máy tính (Tiết 1)</w:t>
+              <w:t>Bài 9. Thực hành với tệp và thư mục trong máy tính (Tiết 1)</w:t>
             </w:r>
           </w:p>
         </w:tc>
@@ -2915,7 +2973,7 @@
                 <w:i w:val="0"/>
                 <w:sz w:val="18"/>
               </w:rPr>
-              <w:t>NLS-GQVĐ (Cơ bản 1): Hướng dẫn từng bước để HS mở cửa sổ quản lí tệp, đi vào thư mục của lớp, mở một thư mục.</w:t>
+              <w:t>Năng lực số 1.3 CB1a: HS mở được cửa sổ quản lí tệp và đi đúng đường tới thư mục cần tìm.</w:t>
             </w:r>
           </w:p>
         </w:tc>
@@ -2974,7 +3032,7 @@
                 <w:i w:val="0"/>
                 <w:sz w:val="20"/>
               </w:rPr>
-              <w:t>Chủ đề C: Tổ chức lưu trữ, tìm kiếm và trao đổi thông tin (5 tiết)</w:t>
+              <w:t>Chủ đề 3: Tổ chức lưu trữ, tìm kiếm và trao đổi thông tin</w:t>
             </w:r>
           </w:p>
         </w:tc>
@@ -2993,7 +3051,7 @@
                 <w:i w:val="0"/>
                 <w:sz w:val="20"/>
               </w:rPr>
-              <w:t>Bài 9: Thực hành với tệp và thư mục trong máy tính (Tiết 2)</w:t>
+              <w:t>Bài 9. Thực hành với tệp và thư mục trong máy tính (Tiết 2)</w:t>
             </w:r>
           </w:p>
         </w:tc>
@@ -3033,6 +3091,19 @@
                 <w:sz w:val="18"/>
               </w:rPr>
               <w:t>STEM: Bài học STEM.</w:t>
+            </w:r>
+          </w:p>
+          <w:p>
+            <w:pPr>
+              <w:spacing w:after="0"/>
+            </w:pPr>
+            <w:r>
+              <w:rPr>
+                <w:b w:val="0"/>
+                <w:i w:val="0"/>
+                <w:sz w:val="18"/>
+              </w:rPr>
+              <w:t>Năng lực số 5.2 CB1b: HS tạo, đặt tên, sao chép và di chuyển được tệp, thư mục của mình.</w:t>
             </w:r>
           </w:p>
         </w:tc>
@@ -3091,7 +3162,7 @@
                 <w:i w:val="0"/>
                 <w:sz w:val="20"/>
               </w:rPr>
-              <w:t>Chủ đề D: Đạo đức, pháp luật và văn hoá trong môi trường số (2 tiết)</w:t>
+              <w:t>Chủ đề 4: Đạo đức, pháp luật và văn hoá trong môi trường số</w:t>
             </w:r>
           </w:p>
         </w:tc>
@@ -3110,7 +3181,7 @@
                 <w:i w:val="0"/>
                 <w:sz w:val="20"/>
               </w:rPr>
-              <w:t>Bài 10: Bảo vệ thông tin khi dùng máy tính (Tiết 1)</w:t>
+              <w:t>Bài 10. Bảo vệ thông tin khi dùng máy tính (Tiết 1)</w:t>
             </w:r>
           </w:p>
         </w:tc>
@@ -3149,7 +3220,7 @@
                 <w:i w:val="0"/>
                 <w:sz w:val="18"/>
               </w:rPr>
-              <w:t>NLS-KT (Cơ bản 1): Chiếu một phiếu đăng kí trên mạng có các ô họ tên, ngày sinh, địa chỉ nhà, số điện thoại của cha mẹ, ảnh chân dung.</w:t>
+              <w:t>NLS: Năng lực số 1.1 CB1b: HS chỉ ra được đâu là thông tin riêng không được cho người lạ</w:t>
             </w:r>
           </w:p>
         </w:tc>
@@ -3208,7 +3279,7 @@
                 <w:i w:val="0"/>
                 <w:sz w:val="20"/>
               </w:rPr>
-              <w:t>Chủ đề D: Đạo đức, pháp luật và văn hoá trong môi trường số (2 tiết)</w:t>
+              <w:t>Chủ đề 4: Đạo đức, pháp luật và văn hoá trong môi trường số</w:t>
             </w:r>
           </w:p>
         </w:tc>
@@ -3227,7 +3298,7 @@
                 <w:i w:val="0"/>
                 <w:sz w:val="20"/>
               </w:rPr>
-              <w:t>Bài 10: Bảo vệ thông tin khi dùng máy tính (Tiết 2)</w:t>
+              <w:t>Bài 10. Bảo vệ thông tin khi dùng máy tính (Tiết 2)</w:t>
             </w:r>
           </w:p>
         </w:tc>
@@ -3266,6 +3337,20 @@
                 <w:i w:val="0"/>
                 <w:sz w:val="18"/>
               </w:rPr>
+              <w:t>GDMT: Năng lực số 2.5 CB1a: HS nói được lời xin phép và lời từ chối đúng mực trên môi trường số</w:t>
+            </w:r>
+          </w:p>
+          <w:p>
+            <w:pPr>
+              <w:spacing w:after="0"/>
+            </w:pPr>
+            <w:r>
+              <w:rPr>
+                <w:b w:val="0"/>
+                <w:i w:val="0"/>
+                <w:sz w:val="18"/>
+              </w:rPr>
+              <w:t>NLS: Năng lực số 2.5 CB1a: HS nói được lời xin phép và lời từ chối đúng mực trên môi trường số</w:t>
             </w:r>
           </w:p>
         </w:tc>
@@ -3324,7 +3409,7 @@
                 <w:i w:val="0"/>
                 <w:sz w:val="20"/>
               </w:rPr>
-              <w:t>Chủ đề E: Ứng dụng tin học (4 tiết)</w:t>
+              <w:t>Chủ đề 5: Ứng dụng tin học</w:t>
             </w:r>
           </w:p>
         </w:tc>
@@ -3343,7 +3428,7 @@
                 <w:i w:val="0"/>
                 <w:sz w:val="20"/>
               </w:rPr>
-              <w:t>Bài 11: Bài trình chiếu của em (Tiết 1)</w:t>
+              <w:t>Bài 11. Bài trình chiếu của em (Tiết 1)</w:t>
             </w:r>
           </w:p>
         </w:tc>
@@ -3395,7 +3480,7 @@
                 <w:i w:val="0"/>
                 <w:sz w:val="18"/>
               </w:rPr>
-              <w:t>NLS-ST (Cơ bản 1): Hướng dẫn HS từng bước tạo bài trình chiếu.</w:t>
+              <w:t>Năng lực số 3.1 CB1a: HS tạo được một trang chiếu có tiêu đề, nội dung ngắn và hình minh hoạ.</w:t>
             </w:r>
           </w:p>
         </w:tc>
@@ -3454,7 +3539,7 @@
                 <w:i w:val="0"/>
                 <w:sz w:val="20"/>
               </w:rPr>
-              <w:t>Chủ đề E: Ứng dụng tin học (4 tiết)</w:t>
+              <w:t>Chủ đề 5: Ứng dụng tin học</w:t>
             </w:r>
           </w:p>
         </w:tc>
@@ -3473,7 +3558,7 @@
                 <w:i w:val="0"/>
                 <w:sz w:val="20"/>
               </w:rPr>
-              <w:t>Bài 11: Bài trình chiếu của em (Tiết 2)</w:t>
+              <w:t>Bài 11. Bài trình chiếu của em (Tiết 2)</w:t>
             </w:r>
           </w:p>
         </w:tc>
@@ -3526,6 +3611,19 @@
                 <w:sz w:val="18"/>
               </w:rPr>
               <w:t>Tổ CM đối chiếu tên bài với mục lục SGK Tin học 3</w:t>
+            </w:r>
+          </w:p>
+          <w:p>
+            <w:pPr>
+              <w:spacing w:after="0"/>
+            </w:pPr>
+            <w:r>
+              <w:rPr>
+                <w:b w:val="0"/>
+                <w:i w:val="0"/>
+                <w:sz w:val="18"/>
+              </w:rPr>
+              <w:t>Năng lực số 3.2 CB1a: HS hoàn thiện, đặt tên và lưu được bài trình chiếu vào thư mục của mình.</w:t>
             </w:r>
           </w:p>
         </w:tc>
@@ -3584,7 +3682,7 @@
                 <w:i w:val="0"/>
                 <w:sz w:val="20"/>
               </w:rPr>
-              <w:t>Chủ đề E: Ứng dụng tin học (4 tiết)</w:t>
+              <w:t>Chủ đề 5: Ứng dụng tin học</w:t>
             </w:r>
           </w:p>
         </w:tc>
@@ -3603,7 +3701,7 @@
                 <w:i w:val="0"/>
                 <w:sz w:val="20"/>
               </w:rPr>
-              <w:t>Bài 13: Luyện tập sử dụng chuột (Tiết 1)</w:t>
+              <w:t>Bài 13. Luyện tập sử dụng chuột (Tiết 1)</w:t>
             </w:r>
           </w:p>
         </w:tc>
@@ -3642,20 +3740,7 @@
                 <w:i w:val="0"/>
                 <w:sz w:val="18"/>
               </w:rPr>
-              <w:t>Tổ CM đối chiếu tên bài với mục lục SGK Tin học 3</w:t>
-            </w:r>
-          </w:p>
-          <w:p>
-            <w:pPr>
-              <w:spacing w:after="0"/>
-            </w:pPr>
-            <w:r>
-              <w:rPr>
-                <w:b w:val="0"/>
-                <w:i w:val="0"/>
-                <w:sz w:val="18"/>
-              </w:rPr>
-              <w:t>NLS-GQVĐ (Cơ bản 1): HS luyện thao tác chuột qua phần mềm.</w:t>
+              <w:t>Tổ CM đối chiếu tên bài với mục lục SGK Tin học 3; Năng lực số 5.2 CB1b: HS làm thành thạo các thao tác chuột và đọc được kết quả phần mềm chấm</w:t>
             </w:r>
           </w:p>
         </w:tc>
@@ -3714,7 +3799,7 @@
                 <w:i w:val="0"/>
                 <w:sz w:val="20"/>
               </w:rPr>
-              <w:t>Chủ đề E: Ứng dụng tin học (4 tiết)</w:t>
+              <w:t>Chủ đề 5: Ứng dụng tin học</w:t>
             </w:r>
           </w:p>
         </w:tc>
@@ -3733,7 +3818,7 @@
                 <w:i w:val="0"/>
                 <w:sz w:val="20"/>
               </w:rPr>
-              <w:t>Bài 13: Luyện tập sử dụng chuột (Tiết 2)</w:t>
+              <w:t>Bài 13. Luyện tập sử dụng chuột (Tiết 2)</w:t>
             </w:r>
           </w:p>
         </w:tc>
@@ -3772,6 +3857,7 @@
                 <w:i w:val="0"/>
                 <w:sz w:val="18"/>
               </w:rPr>
+              <w:t>Năng lực số 5.2 CB1b: HS làm thành thạo các thao tác chuột và đọc được kết quả phần mềm chấm</w:t>
             </w:r>
           </w:p>
         </w:tc>
@@ -3830,7 +3916,7 @@
                 <w:i w:val="0"/>
                 <w:sz w:val="20"/>
               </w:rPr>
-              <w:t>Chủ đề F: Giải quyết vấn đề với sự trợ giúp của máy tính (6 tiết)</w:t>
+              <w:t>Chủ đề 6: Giải quyết vấn đề với sự trợ giúp của máy tính</w:t>
             </w:r>
           </w:p>
         </w:tc>
@@ -3849,7 +3935,7 @@
                 <w:i w:val="0"/>
                 <w:sz w:val="20"/>
               </w:rPr>
-              <w:t>Bài 14: Em thực hiện công việc như thế nào (Tiết 1)</w:t>
+              <w:t>Bài 14. Em thực hiện công việc như thế nào? (Tiết 1)</w:t>
             </w:r>
           </w:p>
         </w:tc>
@@ -3888,7 +3974,7 @@
                 <w:i w:val="0"/>
                 <w:sz w:val="18"/>
               </w:rPr>
-              <w:t>NLS-KT (Cơ bản 1): HS xem đoạn phim hướng dẫn làm một việc, tạm dừng ở mỗi bước.</w:t>
+              <w:t>Năng lực số 5.2 CB1b: HS sắp được các bước của một việc theo đúng thứ tự và tự phát hiện chỗ xếp sai</w:t>
             </w:r>
           </w:p>
         </w:tc>
@@ -3947,7 +4033,7 @@
                 <w:i w:val="0"/>
                 <w:sz w:val="20"/>
               </w:rPr>
-              <w:t>Chủ đề F: Giải quyết vấn đề với sự trợ giúp của máy tính (6 tiết)</w:t>
+              <w:t>Chủ đề 6: Giải quyết vấn đề với sự trợ giúp của máy tính</w:t>
             </w:r>
           </w:p>
         </w:tc>
@@ -3966,7 +4052,7 @@
                 <w:i w:val="0"/>
                 <w:sz w:val="20"/>
               </w:rPr>
-              <w:t>Bài 14: Em thực hiện công việc như thế nào (Tiết 2)</w:t>
+              <w:t>Bài 14. Em thực hiện công việc như thế nào? (Tiết 2)</w:t>
             </w:r>
           </w:p>
         </w:tc>
@@ -4005,6 +4091,7 @@
                 <w:i w:val="0"/>
                 <w:sz w:val="18"/>
               </w:rPr>
+              <w:t>NLS: Năng lực số 5.2 CB1b: HS viết được dãy các bước đủ rõ để bạn làm theo đúng</w:t>
             </w:r>
           </w:p>
         </w:tc>
@@ -4063,7 +4150,7 @@
                 <w:i w:val="0"/>
                 <w:sz w:val="20"/>
               </w:rPr>
-              <w:t>Chủ đề F: Giải quyết vấn đề với sự trợ giúp của máy tính (6 tiết)</w:t>
+              <w:t>Chủ đề 6: Giải quyết vấn đề với sự trợ giúp của máy tính</w:t>
             </w:r>
           </w:p>
         </w:tc>
@@ -4082,7 +4169,7 @@
                 <w:i w:val="0"/>
                 <w:sz w:val="20"/>
               </w:rPr>
-              <w:t>Bài 15: Công việc được thực hiện theo điều kiện (Tiết 1)</w:t>
+              <w:t>Bài 15. Công việc được thực hiện theo điều kiện (Tiết 1)</w:t>
             </w:r>
           </w:p>
         </w:tc>
@@ -4121,7 +4208,7 @@
                 <w:i w:val="0"/>
                 <w:sz w:val="18"/>
               </w:rPr>
-              <w:t>NLS-GQVĐ (Cơ bản 1): Chiếu bài tập tương tác dạng Nếu… thì….</w:t>
+              <w:t>Năng lực số 5.2 CB1b: HS nhận ra kết quả thay đổi theo điều kiện khi thử trên bài tập tương tác</w:t>
             </w:r>
           </w:p>
         </w:tc>
@@ -4180,7 +4267,7 @@
                 <w:i w:val="0"/>
                 <w:sz w:val="20"/>
               </w:rPr>
-              <w:t>Chủ đề F: Giải quyết vấn đề với sự trợ giúp của máy tính (6 tiết)</w:t>
+              <w:t>Chủ đề 6: Giải quyết vấn đề với sự trợ giúp của máy tính</w:t>
             </w:r>
           </w:p>
         </w:tc>
@@ -4199,7 +4286,7 @@
                 <w:i w:val="0"/>
                 <w:sz w:val="20"/>
               </w:rPr>
-              <w:t>Bài 15: Công việc được thực hiện theo điều kiện (Tiết 2)</w:t>
+              <w:t>Bài 15. Công việc được thực hiện theo điều kiện (Tiết 2)</w:t>
             </w:r>
           </w:p>
         </w:tc>
@@ -4238,6 +4325,7 @@
                 <w:i w:val="0"/>
                 <w:sz w:val="18"/>
               </w:rPr>
+              <w:t>Năng lực số 5.2 CB1b: HS đặt và chạy thử được câu Nếu… thì… của mình, sửa lại khi máy báo chưa đủ</w:t>
             </w:r>
           </w:p>
         </w:tc>
@@ -4296,7 +4384,7 @@
                 <w:i w:val="0"/>
                 <w:sz w:val="20"/>
               </w:rPr>
-              <w:t>Chủ đề F: Giải quyết vấn đề với sự trợ giúp của máy tính (6 tiết)</w:t>
+              <w:t>Chủ đề 6: Giải quyết vấn đề với sự trợ giúp của máy tính</w:t>
             </w:r>
           </w:p>
         </w:tc>
@@ -4315,7 +4403,7 @@
                 <w:i w:val="0"/>
                 <w:sz w:val="20"/>
               </w:rPr>
-              <w:t>Bài 16: Công việc của em và sự trợ giúp của máy tính (Tiết 1)</w:t>
+              <w:t>Bài 16. Công việc của em và sự trợ giúp của máy tính (Tiết 1)</w:t>
             </w:r>
           </w:p>
         </w:tc>
@@ -4354,7 +4442,7 @@
                 <w:i w:val="0"/>
                 <w:sz w:val="18"/>
               </w:rPr>
-              <w:t>NLS-KT (Cơ bản 1): HS tìm tư liệu cho sản phẩm của mình trong kho ảnh và kho bài đọc GV đã chuẩn bị sẵn trên máy.</w:t>
+              <w:t>NLS: Năng lực số 5.2 CB1b: HS chỉ ra được việc nào trong nhiệm vụ của mình cần đến máy tính</w:t>
             </w:r>
           </w:p>
         </w:tc>
@@ -4413,7 +4501,7 @@
                 <w:i w:val="0"/>
                 <w:sz w:val="20"/>
               </w:rPr>
-              <w:t>Chủ đề F: Giải quyết vấn đề với sự trợ giúp của máy tính (6 tiết)</w:t>
+              <w:t>Chủ đề 6: Giải quyết vấn đề với sự trợ giúp của máy tính</w:t>
             </w:r>
           </w:p>
         </w:tc>
@@ -4432,7 +4520,7 @@
                 <w:i w:val="0"/>
                 <w:sz w:val="20"/>
               </w:rPr>
-              <w:t>Bài 16: Công việc của em và sự trợ giúp của máy tính (Tiết 2)</w:t>
+              <w:t>Bài 16. Công việc của em và sự trợ giúp của máy tính (Tiết 2)</w:t>
             </w:r>
           </w:p>
         </w:tc>
@@ -4471,6 +4559,7 @@
                 <w:i w:val="0"/>
                 <w:sz w:val="18"/>
               </w:rPr>
+              <w:t>Năng lực số 3.1 CB1a: HS hoàn thành và lưu được một sản phẩm số của mình, giới thiệu trước lớp</w:t>
             </w:r>
           </w:p>
         </w:tc>
@@ -4587,6 +4676,7 @@
                 <w:i w:val="0"/>
                 <w:sz w:val="18"/>
               </w:rPr>
+              <w:t>Năng lực số 5.4 CB1a: HS làm bài ôn tương tác và tự nhận ra phần kiến thức mình còn chưa chắc</w:t>
             </w:r>
           </w:p>
         </w:tc>

--- a/assets/docs/lop3/Tin hoc - Lop 3.docx
+++ b/assets/docs/lop3/Tin hoc - Lop 3.docx
@@ -2327,7 +2327,7 @@
                 <w:i w:val="0"/>
                 <w:sz w:val="18"/>
               </w:rPr>
-              <w:t>NLS: Năng lực số 1.3 CB1a: HS nêu được lợi ích của việc sắp xếp có quy tắc</w:t>
+              <w:t>NLS: Năng lực số 1.3 CB1a: HS nêu được vì sao máy tính tìm nhanh khi dữ liệu đã sắp xếp</w:t>
             </w:r>
           </w:p>
         </w:tc>
@@ -2444,6 +2444,7 @@
                 <w:i w:val="0"/>
                 <w:sz w:val="18"/>
               </w:rPr>
+              <w:t>NLS: Năng lực số 1.3 CB1a: HS nêu được lợi ích của việc sắp xếp có quy tắc</w:t>
             </w:r>
           </w:p>
         </w:tc>
@@ -2560,6 +2561,7 @@
                 <w:i w:val="0"/>
                 <w:sz w:val="18"/>
               </w:rPr>
+              <w:t>Năng lực số 5.4 CB1a: HS làm bài ôn tương tác và tự nhận ra phần kiến thức mình còn chưa chắc</w:t>
             </w:r>
           </w:p>
         </w:tc>

--- a/assets/docs/lop3/Tin hoc - Lop 3.docx
+++ b/assets/docs/lop3/Tin hoc - Lop 3.docx
@@ -858,20 +858,7 @@
                 <w:i w:val="0"/>
                 <w:sz w:val="18"/>
               </w:rPr>
-              <w:t>Xử lí; Kết quả</w:t>
-            </w:r>
-          </w:p>
-          <w:p>
-            <w:pPr>
-              <w:spacing w:after="0"/>
-            </w:pPr>
-            <w:r>
-              <w:rPr>
-                <w:b w:val="0"/>
-                <w:i w:val="0"/>
-                <w:sz w:val="18"/>
-              </w:rPr>
-              <w:t>NLS: Năng lực số 5.2 CB1b: HS đặt đúng một việc quen thuộc vào sơ đồ Thu nhận</w:t>
+              <w:t>NLS: Năng lực số 5.2 CB1b: HS đặt đúng một việc quen thuộc vào sơ đồ Thu nhận – Xử lí – Kết quả</w:t>
             </w:r>
           </w:p>
         </w:tc>
